--- a/proj/2021.docx
+++ b/proj/2021.docx
@@ -1,6 +1,6 @@
 
 <file path=word/document.xml><?xml version="1.0" encoding="utf-8"?>
-<w:document xmlns:ve="http://schemas.openxmlformats.org/markup-compatibility/2006" xmlns:o="urn:schemas-microsoft-com:office:office" xmlns:r="http://schemas.openxmlformats.org/officeDocument/2006/relationships" xmlns:m="http://schemas.openxmlformats.org/officeDocument/2006/math" xmlns:v="urn:schemas-microsoft-com:vml" xmlns:wp="http://schemas.openxmlformats.org/drawingml/2006/wordprocessingDrawing" xmlns:w10="urn:schemas-microsoft-com:office:word" xmlns:w="http://schemas.openxmlformats.org/wordprocessingml/2006/main" xmlns:wne="http://schemas.microsoft.com/office/word/2006/wordml">
+<w:document xmlns:wpc="http://schemas.microsoft.com/office/word/2010/wordprocessingCanvas" xmlns:cx="http://schemas.microsoft.com/office/drawing/2014/chartex" xmlns:cx1="http://schemas.microsoft.com/office/drawing/2015/9/8/chartex" xmlns:mc="http://schemas.openxmlformats.org/markup-compatibility/2006" xmlns:o="urn:schemas-microsoft-com:office:office" xmlns:r="http://schemas.openxmlformats.org/officeDocument/2006/relationships" xmlns:m="http://schemas.openxmlformats.org/officeDocument/2006/math" xmlns:v="urn:schemas-microsoft-com:vml" xmlns:wp14="http://schemas.microsoft.com/office/word/2010/wordprocessingDrawing" xmlns:wp="http://schemas.openxmlformats.org/drawingml/2006/wordprocessingDrawing" xmlns:w10="urn:schemas-microsoft-com:office:word" xmlns:w="http://schemas.openxmlformats.org/wordprocessingml/2006/main" xmlns:w14="http://schemas.microsoft.com/office/word/2010/wordml" xmlns:w15="http://schemas.microsoft.com/office/word/2012/wordml" xmlns:w16se="http://schemas.microsoft.com/office/word/2015/wordml/symex" xmlns:wpg="http://schemas.microsoft.com/office/word/2010/wordprocessingGroup" xmlns:wpi="http://schemas.microsoft.com/office/word/2010/wordprocessingInk" xmlns:wne="http://schemas.microsoft.com/office/word/2006/wordml" xmlns:wps="http://schemas.microsoft.com/office/word/2010/wordprocessingShape" mc:Ignorable="w14 w15 w16se wp14">
   <w:body>
     <w:p>
       <w:pPr>
@@ -127,6 +127,7 @@
     <w:p>
       <w:pPr>
         <w:rPr>
+          <w:b/>
           <w:sz w:val="32"/>
           <w:szCs w:val="32"/>
         </w:rPr>
@@ -134,6 +135,7 @@
       <w:r>
         <w:rPr>
           <w:rFonts w:hint="eastAsia"/>
+          <w:b/>
           <w:sz w:val="32"/>
           <w:szCs w:val="32"/>
         </w:rPr>
@@ -142,6 +144,7 @@
       <w:r>
         <w:rPr>
           <w:rFonts w:hint="eastAsia"/>
+          <w:b/>
           <w:sz w:val="32"/>
           <w:szCs w:val="32"/>
         </w:rPr>
@@ -150,6 +153,7 @@
       <w:r>
         <w:rPr>
           <w:rFonts w:hint="eastAsia"/>
+          <w:b/>
           <w:sz w:val="32"/>
           <w:szCs w:val="32"/>
         </w:rPr>
@@ -158,6 +162,7 @@
       <w:r>
         <w:rPr>
           <w:rFonts w:hint="eastAsia"/>
+          <w:b/>
           <w:sz w:val="32"/>
           <w:szCs w:val="32"/>
         </w:rPr>
@@ -166,6 +171,7 @@
       <w:r>
         <w:rPr>
           <w:rFonts w:hint="eastAsia"/>
+          <w:b/>
           <w:sz w:val="32"/>
           <w:szCs w:val="32"/>
         </w:rPr>
@@ -174,6 +180,7 @@
       <w:r>
         <w:rPr>
           <w:rFonts w:hint="eastAsia"/>
+          <w:b/>
           <w:sz w:val="32"/>
           <w:szCs w:val="32"/>
         </w:rPr>
@@ -685,11 +692,6 @@
       </w:r>
     </w:p>
     <w:p>
-      <w:pPr>
-        <w:rPr>
-          <w:rFonts w:hint="eastAsia"/>
-        </w:rPr>
-      </w:pPr>
       <w:r>
         <w:rPr>
           <w:noProof/>
@@ -742,11 +744,6 @@
       </w:r>
     </w:p>
     <w:p>
-      <w:pPr>
-        <w:rPr>
-          <w:rFonts w:hint="eastAsia"/>
-        </w:rPr>
-      </w:pPr>
       <w:r>
         <w:rPr>
           <w:rFonts w:hint="eastAsia"/>
@@ -771,10 +768,11 @@
         <w:rPr>
           <w:noProof/>
         </w:rPr>
+        <w:lastRenderedPageBreak/>
         <w:drawing>
           <wp:inline distT="0" distB="0" distL="0" distR="0">
-            <wp:extent cx="1973523" cy="709915"/>
-            <wp:effectExtent l="19050" t="0" r="7677" b="0"/>
+            <wp:extent cx="4977114" cy="1790366"/>
+            <wp:effectExtent l="0" t="0" r="0" b="0"/>
             <wp:docPr id="4" name="图片 1"/>
             <wp:cNvGraphicFramePr>
               <a:graphicFrameLocks xmlns:a="http://schemas.openxmlformats.org/drawingml/2006/main" noChangeAspect="1"/>
@@ -798,7 +796,7 @@
                   <pic:spPr bwMode="auto">
                     <a:xfrm>
                       <a:off x="0" y="0"/>
-                      <a:ext cx="1973767" cy="710003"/>
+                      <a:ext cx="5062712" cy="1821157"/>
                     </a:xfrm>
                     <a:prstGeom prst="rect">
                       <a:avLst/>
@@ -822,6 +820,7 @@
     <w:p>
       <w:pPr>
         <w:rPr>
+          <w:b/>
           <w:sz w:val="32"/>
           <w:szCs w:val="32"/>
         </w:rPr>
@@ -829,6 +828,7 @@
       <w:r>
         <w:rPr>
           <w:rFonts w:hint="eastAsia"/>
+          <w:b/>
           <w:sz w:val="32"/>
           <w:szCs w:val="32"/>
         </w:rPr>
@@ -837,6 +837,7 @@
       <w:r>
         <w:rPr>
           <w:rFonts w:hint="eastAsia"/>
+          <w:b/>
           <w:sz w:val="32"/>
           <w:szCs w:val="32"/>
         </w:rPr>
@@ -845,6 +846,7 @@
       <w:r>
         <w:rPr>
           <w:rFonts w:hint="eastAsia"/>
+          <w:b/>
           <w:sz w:val="32"/>
           <w:szCs w:val="32"/>
         </w:rPr>
@@ -853,6 +855,7 @@
       <w:r>
         <w:rPr>
           <w:rFonts w:hint="eastAsia"/>
+          <w:b/>
           <w:sz w:val="32"/>
           <w:szCs w:val="32"/>
         </w:rPr>
@@ -861,6 +864,7 @@
       <w:r>
         <w:rPr>
           <w:rFonts w:hint="eastAsia"/>
+          <w:b/>
           <w:sz w:val="32"/>
           <w:szCs w:val="32"/>
         </w:rPr>
@@ -869,6 +873,7 @@
       <w:r>
         <w:rPr>
           <w:rFonts w:hint="eastAsia"/>
+          <w:b/>
           <w:sz w:val="32"/>
           <w:szCs w:val="32"/>
         </w:rPr>
@@ -877,6 +882,7 @@
       <w:r>
         <w:rPr>
           <w:rFonts w:hint="eastAsia"/>
+          <w:b/>
           <w:sz w:val="32"/>
           <w:szCs w:val="32"/>
         </w:rPr>
@@ -894,7 +900,6 @@
         <w:rPr>
           <w:rFonts w:hint="eastAsia"/>
         </w:rPr>
-        <w:lastRenderedPageBreak/>
         <w:t xml:space="preserve"> </w:t>
       </w:r>
       <w:r>
@@ -1244,6 +1249,7 @@
     <w:p>
       <w:pPr>
         <w:rPr>
+          <w:b/>
           <w:sz w:val="32"/>
           <w:szCs w:val="32"/>
         </w:rPr>
@@ -1251,6 +1257,7 @@
       <w:r>
         <w:rPr>
           <w:rFonts w:hint="eastAsia"/>
+          <w:b/>
           <w:sz w:val="32"/>
           <w:szCs w:val="32"/>
         </w:rPr>
@@ -1259,6 +1266,7 @@
       <w:r>
         <w:rPr>
           <w:rFonts w:hint="eastAsia"/>
+          <w:b/>
           <w:sz w:val="32"/>
           <w:szCs w:val="32"/>
         </w:rPr>
@@ -1302,6 +1310,7 @@
         <w:rPr>
           <w:noProof/>
         </w:rPr>
+        <w:lastRenderedPageBreak/>
         <w:drawing>
           <wp:inline distT="0" distB="0" distL="0" distR="0">
             <wp:extent cx="1911086" cy="1637731"/>
@@ -1570,16 +1579,7 @@
           <w:sz w:val="24"/>
           <w:szCs w:val="24"/>
         </w:rPr>
-        <w:t>可以把多次</w:t>
-      </w:r>
-      <w:r>
-        <w:rPr>
-          <w:rFonts w:hint="eastAsia"/>
-          <w:sz w:val="24"/>
-          <w:szCs w:val="24"/>
-        </w:rPr>
-        <w:lastRenderedPageBreak/>
-        <w:t>更新把包成</w:t>
+        <w:t>可以把多次更新把包成</w:t>
       </w:r>
       <w:r>
         <w:rPr>
@@ -1643,28 +1643,24 @@
       </w:r>
     </w:p>
     <w:p>
+      <w:r>
+        <w:rPr>
+          <w:rFonts w:hint="eastAsia"/>
+        </w:rPr>
+        <w:t xml:space="preserve">  4.</w:t>
+      </w:r>
+      <w:r>
+        <w:rPr>
+          <w:rFonts w:hint="eastAsia"/>
+        </w:rPr>
+        <w:t>支持同时复制到多个服务器的情况（服务器并行）</w:t>
+      </w:r>
+    </w:p>
+    <w:p/>
+    <w:p>
       <w:pPr>
         <w:rPr>
-          <w:rFonts w:hint="eastAsia"/>
-        </w:rPr>
-      </w:pPr>
-      <w:r>
-        <w:rPr>
-          <w:rFonts w:hint="eastAsia"/>
-        </w:rPr>
-        <w:t xml:space="preserve">  4.</w:t>
-      </w:r>
-      <w:r>
-        <w:rPr>
-          <w:rFonts w:hint="eastAsia"/>
-        </w:rPr>
-        <w:t>支持同时复制到多个服务器的情况（服务器并行）</w:t>
-      </w:r>
-    </w:p>
-    <w:p/>
-    <w:p>
-      <w:pPr>
-        <w:rPr>
+          <w:b/>
           <w:sz w:val="32"/>
           <w:szCs w:val="32"/>
         </w:rPr>
@@ -1672,6 +1668,7 @@
       <w:r>
         <w:rPr>
           <w:rFonts w:hint="eastAsia"/>
+          <w:b/>
           <w:sz w:val="32"/>
           <w:szCs w:val="32"/>
         </w:rPr>
@@ -1680,6 +1677,7 @@
       <w:r>
         <w:rPr>
           <w:rFonts w:hint="eastAsia"/>
+          <w:b/>
           <w:sz w:val="32"/>
           <w:szCs w:val="32"/>
         </w:rPr>
@@ -1688,6 +1686,7 @@
       <w:r>
         <w:rPr>
           <w:rFonts w:hint="eastAsia"/>
+          <w:b/>
           <w:sz w:val="32"/>
           <w:szCs w:val="32"/>
         </w:rPr>
@@ -2033,6 +2032,7 @@
         <w:rPr>
           <w:rFonts w:hint="eastAsia"/>
         </w:rPr>
+        <w:lastRenderedPageBreak/>
         <w:t xml:space="preserve">     </w:t>
       </w:r>
       <w:r>
@@ -2067,7 +2067,7 @@
                   <pic:spPr bwMode="auto">
                     <a:xfrm>
                       <a:off x="0" y="0"/>
-                      <a:ext cx="2362739" cy="1631049"/>
+                      <a:ext cx="2362484" cy="1630873"/>
                     </a:xfrm>
                     <a:prstGeom prst="rect">
                       <a:avLst/>
@@ -2318,7 +2318,6 @@
         <w:rPr>
           <w:rFonts w:hint="eastAsia"/>
         </w:rPr>
-        <w:lastRenderedPageBreak/>
         <w:t xml:space="preserve">     </w:t>
       </w:r>
       <w:r>
@@ -2406,11 +2405,6 @@
       </w:r>
     </w:p>
     <w:p>
-      <w:pPr>
-        <w:rPr>
-          <w:rFonts w:hint="eastAsia"/>
-        </w:rPr>
-      </w:pPr>
       <w:r>
         <w:rPr>
           <w:rFonts w:hint="eastAsia"/>
@@ -2468,23 +2462,20 @@
         </w:drawing>
       </w:r>
     </w:p>
+    <w:p/>
     <w:p>
       <w:pPr>
         <w:rPr>
-          <w:rFonts w:hint="eastAsia"/>
-        </w:rPr>
-      </w:pPr>
-    </w:p>
-    <w:p>
-      <w:pPr>
-        <w:rPr>
+          <w:b/>
           <w:sz w:val="32"/>
           <w:szCs w:val="32"/>
         </w:rPr>
       </w:pPr>
-      <w:r>
-        <w:rPr>
-          <w:rFonts w:hint="eastAsia"/>
+      <w:bookmarkStart w:id="0" w:name="_GoBack"/>
+      <w:r>
+        <w:rPr>
+          <w:rFonts w:hint="eastAsia"/>
+          <w:b/>
           <w:sz w:val="32"/>
           <w:szCs w:val="32"/>
         </w:rPr>
@@ -2493,18 +2484,15 @@
       <w:r>
         <w:rPr>
           <w:rFonts w:hint="eastAsia"/>
+          <w:b/>
           <w:sz w:val="32"/>
           <w:szCs w:val="32"/>
         </w:rPr>
-        <w:t>定时作业的监控</w:t>
-      </w:r>
-    </w:p>
-    <w:p>
-      <w:pPr>
-        <w:rPr>
-          <w:rFonts w:hint="eastAsia"/>
-        </w:rPr>
-      </w:pPr>
+        <w:t>定时作业数据迁移系统</w:t>
+      </w:r>
+    </w:p>
+    <w:bookmarkEnd w:id="0"/>
+    <w:p>
       <w:r>
         <w:rPr>
           <w:rFonts w:hint="eastAsia"/>
@@ -2517,21 +2505,23 @@
         </w:rPr>
         <w:t>定时任务的可视化管理</w:t>
       </w:r>
-    </w:p>
-    <w:p>
-      <w:pPr>
-        <w:rPr>
-          <w:rFonts w:hint="eastAsia"/>
-        </w:rPr>
-      </w:pPr>
+      <w:r>
+        <w:rPr>
+          <w:rFonts w:hint="eastAsia"/>
+        </w:rPr>
+        <w:t>，子作业通过有向图和多线程控制其执行与停止</w:t>
+      </w:r>
+    </w:p>
+    <w:p>
       <w:r>
         <w:rPr>
           <w:noProof/>
         </w:rPr>
+        <w:lastRenderedPageBreak/>
         <w:drawing>
           <wp:inline distT="0" distB="0" distL="0" distR="0">
-            <wp:extent cx="2758269" cy="1589457"/>
-            <wp:effectExtent l="19050" t="0" r="3981" b="0"/>
+            <wp:extent cx="3488788" cy="2010419"/>
+            <wp:effectExtent l="0" t="0" r="0" b="0"/>
             <wp:docPr id="8" name="图片 7"/>
             <wp:cNvGraphicFramePr>
               <a:graphicFrameLocks xmlns:a="http://schemas.openxmlformats.org/drawingml/2006/main" noChangeAspect="1"/>
@@ -2555,7 +2545,7 @@
                   <pic:spPr bwMode="auto">
                     <a:xfrm>
                       <a:off x="0" y="0"/>
-                      <a:ext cx="2760723" cy="1590871"/>
+                      <a:ext cx="3505160" cy="2019854"/>
                     </a:xfrm>
                     <a:prstGeom prst="rect">
                       <a:avLst/>
@@ -2576,11 +2566,6 @@
       </w:r>
     </w:p>
     <w:p>
-      <w:pPr>
-        <w:rPr>
-          <w:rFonts w:hint="eastAsia"/>
-        </w:rPr>
-      </w:pPr>
       <w:r>
         <w:rPr>
           <w:rFonts w:hint="eastAsia"/>
@@ -2591,23 +2576,48 @@
         <w:rPr>
           <w:rFonts w:hint="eastAsia"/>
         </w:rPr>
-        <w:t>手动操作迁移数据</w:t>
-      </w:r>
-    </w:p>
-    <w:p>
-      <w:pPr>
-        <w:rPr>
-          <w:rFonts w:hint="eastAsia"/>
-        </w:rPr>
-      </w:pPr>
+        <w:t>允许</w:t>
+      </w:r>
+      <w:r>
+        <w:rPr>
+          <w:rFonts w:hint="eastAsia"/>
+        </w:rPr>
+        <w:t>手动</w:t>
+      </w:r>
+      <w:r>
+        <w:rPr>
+          <w:rFonts w:hint="eastAsia"/>
+        </w:rPr>
+        <w:t>迁移</w:t>
+      </w:r>
+      <w:r>
+        <w:rPr>
+          <w:rFonts w:hint="eastAsia"/>
+        </w:rPr>
+        <w:t>历史</w:t>
+      </w:r>
+      <w:r>
+        <w:rPr>
+          <w:rFonts w:hint="eastAsia"/>
+        </w:rPr>
+        <w:t>数据</w:t>
+      </w:r>
+      <w:r>
+        <w:rPr>
+          <w:rFonts w:hint="eastAsia"/>
+        </w:rPr>
+        <w:t>的设计</w:t>
+      </w:r>
+    </w:p>
+    <w:p>
       <w:r>
         <w:rPr>
           <w:noProof/>
         </w:rPr>
         <w:drawing>
           <wp:inline distT="0" distB="0" distL="0" distR="0">
-            <wp:extent cx="868054" cy="561166"/>
-            <wp:effectExtent l="19050" t="0" r="8246" b="0"/>
+            <wp:extent cx="3187982" cy="2060916"/>
+            <wp:effectExtent l="0" t="0" r="0" b="0"/>
             <wp:docPr id="9" name="图片 10"/>
             <wp:cNvGraphicFramePr>
               <a:graphicFrameLocks xmlns:a="http://schemas.openxmlformats.org/drawingml/2006/main" noChangeAspect="1"/>
@@ -2631,7 +2641,7 @@
                   <pic:spPr bwMode="auto">
                     <a:xfrm>
                       <a:off x="0" y="0"/>
-                      <a:ext cx="868148" cy="561227"/>
+                      <a:ext cx="3415174" cy="2207787"/>
                     </a:xfrm>
                     <a:prstGeom prst="rect">
                       <a:avLst/>
@@ -2652,22 +2662,47 @@
       </w:r>
     </w:p>
     <w:p>
-      <w:pPr>
-        <w:rPr>
-          <w:rFonts w:hint="eastAsia"/>
-        </w:rPr>
-      </w:pPr>
-      <w:r>
-        <w:rPr>
-          <w:rFonts w:hint="eastAsia"/>
-        </w:rPr>
-        <w:t>3.email</w:t>
-      </w:r>
-      <w:r>
-        <w:rPr>
-          <w:rFonts w:hint="eastAsia"/>
-        </w:rPr>
-        <w:t>指令控制定时作业的状态</w:t>
+      <w:r>
+        <w:rPr>
+          <w:rFonts w:hint="eastAsia"/>
+        </w:rPr>
+        <w:t>3.</w:t>
+      </w:r>
+      <w:r>
+        <w:rPr>
+          <w:rFonts w:hint="eastAsia"/>
+        </w:rPr>
+        <w:t>通过本人开发的</w:t>
+      </w:r>
+      <w:r>
+        <w:rPr>
+          <w:rFonts w:hint="eastAsia"/>
+        </w:rPr>
+        <w:t>email</w:t>
+      </w:r>
+      <w:r>
+        <w:rPr>
+          <w:rFonts w:hint="eastAsia"/>
+        </w:rPr>
+        <w:t>指令</w:t>
+      </w:r>
+      <w:r>
+        <w:rPr>
+          <w:rFonts w:hint="eastAsia"/>
+        </w:rPr>
+        <w:t>，</w:t>
+      </w:r>
+      <w:r>
+        <w:rPr>
+          <w:rFonts w:hint="eastAsia"/>
+        </w:rPr>
+        <w:t>远程</w:t>
+      </w:r>
+      <w:r>
+        <w:rPr>
+          <w:rFonts w:hint="eastAsia"/>
+        </w:rPr>
+        <w:t>控制定时作业</w:t>
       </w:r>
       <w:r>
         <w:rPr>
@@ -2690,14 +2725,159 @@
     </w:p>
     <w:p>
       <w:r>
+        <w:pict>
+          <v:shapetype id="_x0000_t75" coordsize="21600,21600" o:spt="75" o:preferrelative="t" path="m@4@5l@4@11@9@11@9@5xe" filled="f" stroked="f">
+            <v:stroke joinstyle="miter"/>
+            <v:formulas>
+              <v:f eqn="if lineDrawn pixelLineWidth 0"/>
+              <v:f eqn="sum @0 1 0"/>
+              <v:f eqn="sum 0 0 @1"/>
+              <v:f eqn="prod @2 1 2"/>
+              <v:f eqn="prod @3 21600 pixelWidth"/>
+              <v:f eqn="prod @3 21600 pixelHeight"/>
+              <v:f eqn="sum @0 0 1"/>
+              <v:f eqn="prod @6 1 2"/>
+              <v:f eqn="prod @7 21600 pixelWidth"/>
+              <v:f eqn="sum @8 21600 0"/>
+              <v:f eqn="prod @7 21600 pixelHeight"/>
+              <v:f eqn="sum @10 21600 0"/>
+            </v:formulas>
+            <v:path o:extrusionok="f" gradientshapeok="t" o:connecttype="rect"/>
+            <o:lock v:ext="edit" aspectratio="t"/>
+          </v:shapetype>
+          <v:shape id="_x0000_i1025" type="#_x0000_t75" style="width:224.5pt;height:139.5pt">
+            <v:imagedata r:id="rId26" o:title="微信图片_20250521174714"/>
+          </v:shape>
+        </w:pict>
+      </w:r>
+    </w:p>
+    <w:p>
+      <w:r>
+        <w:t>4</w:t>
+      </w:r>
+      <w:r>
+        <w:rPr>
+          <w:rFonts w:hint="eastAsia"/>
+        </w:rPr>
+        <w:t>.</w:t>
+      </w:r>
+      <w:r>
+        <w:rPr>
+          <w:rFonts w:hint="eastAsia"/>
+        </w:rPr>
+        <w:t>完善的异常捕捉机制</w:t>
+      </w:r>
+      <w:r>
+        <w:rPr>
+          <w:rFonts w:hint="eastAsia"/>
+        </w:rPr>
+        <w:t>，失败补偿</w:t>
+      </w:r>
+      <w:r>
+        <w:rPr>
+          <w:rFonts w:hint="eastAsia"/>
+        </w:rPr>
+        <w:t>，以及多角色订阅的异常通知功能</w:t>
+      </w:r>
+    </w:p>
+    <w:p>
+      <w:r>
         <w:rPr>
           <w:noProof/>
         </w:rPr>
+        <w:pict>
+          <v:shape id="_x0000_i1026" type="#_x0000_t75" style="width:205.5pt;height:118.5pt">
+            <v:imagedata r:id="rId27" o:title="微信图片_20250521173705"/>
+          </v:shape>
+        </w:pict>
+      </w:r>
+    </w:p>
+    <w:p>
+      <w:r>
+        <w:t>5</w:t>
+      </w:r>
+      <w:r>
+        <w:t>.</w:t>
+      </w:r>
+      <w:r>
+        <w:rPr>
+          <w:rFonts w:hint="eastAsia"/>
+        </w:rPr>
+        <w:t>已经兼容非常多的数据库，包括</w:t>
+      </w:r>
+      <w:r>
+        <w:t>mysql</w:t>
+      </w:r>
+      <w:r>
+        <w:rPr>
+          <w:rFonts w:hint="eastAsia"/>
+        </w:rPr>
+        <w:t>新旧版、</w:t>
+      </w:r>
+      <w:r>
+        <w:rPr>
+          <w:rFonts w:hint="eastAsia"/>
+        </w:rPr>
+        <w:t>s</w:t>
+      </w:r>
+      <w:r>
+        <w:t>qlserver</w:t>
+      </w:r>
+      <w:r>
+        <w:rPr>
+          <w:rFonts w:hint="eastAsia"/>
+        </w:rPr>
+        <w:t>、</w:t>
+      </w:r>
+      <w:r>
+        <w:rPr>
+          <w:rFonts w:hint="eastAsia"/>
+        </w:rPr>
+        <w:t>c</w:t>
+      </w:r>
+      <w:r>
+        <w:t>likhouse</w:t>
+      </w:r>
+      <w:r>
+        <w:rPr>
+          <w:rFonts w:hint="eastAsia"/>
+        </w:rPr>
+        <w:t>、</w:t>
+      </w:r>
+      <w:r>
+        <w:rPr>
+          <w:rFonts w:hint="eastAsia"/>
+        </w:rPr>
+        <w:t>t</w:t>
+      </w:r>
+      <w:r>
+        <w:t>idb</w:t>
+      </w:r>
+      <w:r>
+        <w:rPr>
+          <w:rFonts w:hint="eastAsia"/>
+        </w:rPr>
+        <w:t>等，并考虑到未来容易扩展的其它数据库</w:t>
+      </w:r>
+    </w:p>
+    <w:p>
+      <w:r>
+        <w:rPr>
+          <w:rFonts w:ascii="Consolas" w:eastAsia="宋体" w:hAnsi="Consolas" w:cs="宋体"/>
+          <w:b/>
+          <w:bCs/>
+          <w:noProof/>
+          <w:color w:val="7F0055"/>
+          <w:kern w:val="0"/>
+          <w:sz w:val="20"/>
+          <w:szCs w:val="20"/>
+        </w:rPr>
+        <w:lastRenderedPageBreak/>
         <w:drawing>
           <wp:inline distT="0" distB="0" distL="0" distR="0">
-            <wp:extent cx="415910" cy="900753"/>
-            <wp:effectExtent l="19050" t="0" r="3190" b="0"/>
-            <wp:docPr id="13" name="图片 13" descr="C:\Users\ADMINI~1\AppData\Local\Temp\WeChat Files\804a68eb9e8756ede6592ddc29147a1.jpg"/>
+            <wp:extent cx="3158490" cy="576580"/>
+            <wp:effectExtent l="0" t="0" r="0" b="0"/>
+            <wp:docPr id="12" name="图片 12"/>
             <wp:cNvGraphicFramePr>
               <a:graphicFrameLocks xmlns:a="http://schemas.openxmlformats.org/drawingml/2006/main" noChangeAspect="1"/>
             </wp:cNvGraphicFramePr>
@@ -2705,13 +2885,19 @@
               <a:graphicData uri="http://schemas.openxmlformats.org/drawingml/2006/picture">
                 <pic:pic xmlns:pic="http://schemas.openxmlformats.org/drawingml/2006/picture">
                   <pic:nvPicPr>
-                    <pic:cNvPr id="0" name="Picture 13" descr="C:\Users\ADMINI~1\AppData\Local\Temp\WeChat Files\804a68eb9e8756ede6592ddc29147a1.jpg"/>
+                    <pic:cNvPr id="0" name="Picture 2"/>
                     <pic:cNvPicPr>
                       <a:picLocks noChangeAspect="1" noChangeArrowheads="1"/>
                     </pic:cNvPicPr>
                   </pic:nvPicPr>
                   <pic:blipFill>
-                    <a:blip r:embed="rId26" cstate="print"/>
+                    <a:blip r:embed="rId28">
+                      <a:extLst>
+                        <a:ext uri="{28A0092B-C50C-407E-A947-70E740481C1C}">
+                          <a14:useLocalDpi xmlns:a14="http://schemas.microsoft.com/office/drawing/2010/main" val="0"/>
+                        </a:ext>
+                      </a:extLst>
+                    </a:blip>
                     <a:srcRect/>
                     <a:stretch>
                       <a:fillRect/>
@@ -2720,17 +2906,14 @@
                   <pic:spPr bwMode="auto">
                     <a:xfrm>
                       <a:off x="0" y="0"/>
-                      <a:ext cx="416279" cy="901552"/>
+                      <a:ext cx="3158490" cy="576580"/>
                     </a:xfrm>
                     <a:prstGeom prst="rect">
                       <a:avLst/>
                     </a:prstGeom>
                     <a:noFill/>
-                    <a:ln w="9525">
+                    <a:ln>
                       <a:noFill/>
-                      <a:miter lim="800000"/>
-                      <a:headEnd/>
-                      <a:tailEnd/>
                     </a:ln>
                   </pic:spPr>
                 </pic:pic>
@@ -2738,6 +2921,129 @@
             </a:graphic>
           </wp:inline>
         </w:drawing>
+      </w:r>
+    </w:p>
+    <w:p>
+      <w:r>
+        <w:t>6</w:t>
+      </w:r>
+      <w:r>
+        <w:rPr>
+          <w:rFonts w:hint="eastAsia"/>
+        </w:rPr>
+        <w:t>.</w:t>
+      </w:r>
+      <w:r>
+        <w:rPr>
+          <w:rFonts w:hint="eastAsia"/>
+        </w:rPr>
+        <w:t>允许在数据迁移时高效地修改数据</w:t>
+      </w:r>
+    </w:p>
+    <w:p>
+      <w:r>
+        <w:rPr>
+          <w:rFonts w:hint="eastAsia"/>
+          <w:noProof/>
+        </w:rPr>
+        <w:drawing>
+          <wp:inline distT="0" distB="0" distL="0" distR="0">
+            <wp:extent cx="5275580" cy="963930"/>
+            <wp:effectExtent l="0" t="0" r="0" b="0"/>
+            <wp:docPr id="11" name="图片 11"/>
+            <wp:cNvGraphicFramePr>
+              <a:graphicFrameLocks xmlns:a="http://schemas.openxmlformats.org/drawingml/2006/main" noChangeAspect="1"/>
+            </wp:cNvGraphicFramePr>
+            <a:graphic xmlns:a="http://schemas.openxmlformats.org/drawingml/2006/main">
+              <a:graphicData uri="http://schemas.openxmlformats.org/drawingml/2006/picture">
+                <pic:pic xmlns:pic="http://schemas.openxmlformats.org/drawingml/2006/picture">
+                  <pic:nvPicPr>
+                    <pic:cNvPr id="0" name="Picture 1"/>
+                    <pic:cNvPicPr>
+                      <a:picLocks noChangeAspect="1" noChangeArrowheads="1"/>
+                    </pic:cNvPicPr>
+                  </pic:nvPicPr>
+                  <pic:blipFill>
+                    <a:blip r:embed="rId29">
+                      <a:extLst>
+                        <a:ext uri="{28A0092B-C50C-407E-A947-70E740481C1C}">
+                          <a14:useLocalDpi xmlns:a14="http://schemas.microsoft.com/office/drawing/2010/main" val="0"/>
+                        </a:ext>
+                      </a:extLst>
+                    </a:blip>
+                    <a:srcRect/>
+                    <a:stretch>
+                      <a:fillRect/>
+                    </a:stretch>
+                  </pic:blipFill>
+                  <pic:spPr bwMode="auto">
+                    <a:xfrm>
+                      <a:off x="0" y="0"/>
+                      <a:ext cx="5275580" cy="963930"/>
+                    </a:xfrm>
+                    <a:prstGeom prst="rect">
+                      <a:avLst/>
+                    </a:prstGeom>
+                    <a:noFill/>
+                    <a:ln>
+                      <a:noFill/>
+                    </a:ln>
+                  </pic:spPr>
+                </pic:pic>
+              </a:graphicData>
+            </a:graphic>
+          </wp:inline>
+        </w:drawing>
+      </w:r>
+    </w:p>
+    <w:p>
+      <w:r>
+        <w:rPr>
+          <w:rFonts w:hint="eastAsia"/>
+        </w:rPr>
+        <w:t>7.</w:t>
+      </w:r>
+      <w:r>
+        <w:rPr>
+          <w:rFonts w:hint="eastAsia"/>
+        </w:rPr>
+        <w:t>还有很多好用</w:t>
+      </w:r>
+      <w:r>
+        <w:rPr>
+          <w:rFonts w:hint="eastAsia"/>
+        </w:rPr>
+        <w:t>的</w:t>
+      </w:r>
+      <w:r>
+        <w:rPr>
+          <w:rFonts w:hint="eastAsia"/>
+        </w:rPr>
+        <w:t>功能，比如：自动创建目标表、</w:t>
+      </w:r>
+      <w:r>
+        <w:rPr>
+          <w:rFonts w:hint="eastAsia"/>
+        </w:rPr>
+        <w:t>数据校验</w:t>
+      </w:r>
+      <w:r>
+        <w:rPr>
+          <w:rFonts w:hint="eastAsia"/>
+        </w:rPr>
+        <w:t xml:space="preserve"> </w:t>
+      </w:r>
+      <w:r>
+        <w:rPr>
+          <w:rFonts w:hint="eastAsia"/>
+        </w:rPr>
+        <w:t>等</w:t>
+      </w:r>
+      <w:r>
+        <w:rPr>
+          <w:rFonts w:hint="eastAsia"/>
+        </w:rPr>
+        <w:t>。</w:t>
       </w:r>
     </w:p>
     <w:sectPr>
@@ -2751,15 +3057,15 @@
 </file>
 
 <file path=word/endnotes.xml><?xml version="1.0" encoding="utf-8"?>
-<w:endnotes xmlns:ve="http://schemas.openxmlformats.org/markup-compatibility/2006" xmlns:o="urn:schemas-microsoft-com:office:office" xmlns:r="http://schemas.openxmlformats.org/officeDocument/2006/relationships" xmlns:m="http://schemas.openxmlformats.org/officeDocument/2006/math" xmlns:v="urn:schemas-microsoft-com:vml" xmlns:wp="http://schemas.openxmlformats.org/drawingml/2006/wordprocessingDrawing" xmlns:w10="urn:schemas-microsoft-com:office:word" xmlns:w="http://schemas.openxmlformats.org/wordprocessingml/2006/main" xmlns:wne="http://schemas.microsoft.com/office/word/2006/wordml">
-  <w:endnote w:type="separator" w:id="0">
+<w:endnotes xmlns:wpc="http://schemas.microsoft.com/office/word/2010/wordprocessingCanvas" xmlns:cx="http://schemas.microsoft.com/office/drawing/2014/chartex" xmlns:cx1="http://schemas.microsoft.com/office/drawing/2015/9/8/chartex" xmlns:mc="http://schemas.openxmlformats.org/markup-compatibility/2006" xmlns:o="urn:schemas-microsoft-com:office:office" xmlns:r="http://schemas.openxmlformats.org/officeDocument/2006/relationships" xmlns:m="http://schemas.openxmlformats.org/officeDocument/2006/math" xmlns:v="urn:schemas-microsoft-com:vml" xmlns:wp14="http://schemas.microsoft.com/office/word/2010/wordprocessingDrawing" xmlns:wp="http://schemas.openxmlformats.org/drawingml/2006/wordprocessingDrawing" xmlns:w10="urn:schemas-microsoft-com:office:word" xmlns:w="http://schemas.openxmlformats.org/wordprocessingml/2006/main" xmlns:w14="http://schemas.microsoft.com/office/word/2010/wordml" xmlns:w15="http://schemas.microsoft.com/office/word/2012/wordml" xmlns:w16se="http://schemas.microsoft.com/office/word/2015/wordml/symex" xmlns:wpg="http://schemas.microsoft.com/office/word/2010/wordprocessingGroup" xmlns:wpi="http://schemas.microsoft.com/office/word/2010/wordprocessingInk" xmlns:wne="http://schemas.microsoft.com/office/word/2006/wordml" xmlns:wps="http://schemas.microsoft.com/office/word/2010/wordprocessingShape" mc:Ignorable="w14 w15 w16se wp14">
+  <w:endnote w:type="separator" w:id="-1">
     <w:p>
       <w:r>
         <w:separator/>
       </w:r>
     </w:p>
   </w:endnote>
-  <w:endnote w:type="continuationSeparator" w:id="1">
+  <w:endnote w:type="continuationSeparator" w:id="0">
     <w:p>
       <w:r>
         <w:continuationSeparator/>
@@ -2770,15 +3076,15 @@
 </file>
 
 <file path=word/footnotes.xml><?xml version="1.0" encoding="utf-8"?>
-<w:footnotes xmlns:ve="http://schemas.openxmlformats.org/markup-compatibility/2006" xmlns:o="urn:schemas-microsoft-com:office:office" xmlns:r="http://schemas.openxmlformats.org/officeDocument/2006/relationships" xmlns:m="http://schemas.openxmlformats.org/officeDocument/2006/math" xmlns:v="urn:schemas-microsoft-com:vml" xmlns:wp="http://schemas.openxmlformats.org/drawingml/2006/wordprocessingDrawing" xmlns:w10="urn:schemas-microsoft-com:office:word" xmlns:w="http://schemas.openxmlformats.org/wordprocessingml/2006/main" xmlns:wne="http://schemas.microsoft.com/office/word/2006/wordml">
-  <w:footnote w:type="separator" w:id="0">
+<w:footnotes xmlns:wpc="http://schemas.microsoft.com/office/word/2010/wordprocessingCanvas" xmlns:cx="http://schemas.microsoft.com/office/drawing/2014/chartex" xmlns:cx1="http://schemas.microsoft.com/office/drawing/2015/9/8/chartex" xmlns:mc="http://schemas.openxmlformats.org/markup-compatibility/2006" xmlns:o="urn:schemas-microsoft-com:office:office" xmlns:r="http://schemas.openxmlformats.org/officeDocument/2006/relationships" xmlns:m="http://schemas.openxmlformats.org/officeDocument/2006/math" xmlns:v="urn:schemas-microsoft-com:vml" xmlns:wp14="http://schemas.microsoft.com/office/word/2010/wordprocessingDrawing" xmlns:wp="http://schemas.openxmlformats.org/drawingml/2006/wordprocessingDrawing" xmlns:w10="urn:schemas-microsoft-com:office:word" xmlns:w="http://schemas.openxmlformats.org/wordprocessingml/2006/main" xmlns:w14="http://schemas.microsoft.com/office/word/2010/wordml" xmlns:w15="http://schemas.microsoft.com/office/word/2012/wordml" xmlns:w16se="http://schemas.microsoft.com/office/word/2015/wordml/symex" xmlns:wpg="http://schemas.microsoft.com/office/word/2010/wordprocessingGroup" xmlns:wpi="http://schemas.microsoft.com/office/word/2010/wordprocessingInk" xmlns:wne="http://schemas.microsoft.com/office/word/2006/wordml" xmlns:wps="http://schemas.microsoft.com/office/word/2010/wordprocessingShape" mc:Ignorable="w14 w15 w16se wp14">
+  <w:footnote w:type="separator" w:id="-1">
     <w:p>
       <w:r>
         <w:separator/>
       </w:r>
     </w:p>
   </w:footnote>
-  <w:footnote w:type="continuationSeparator" w:id="1">
+  <w:footnote w:type="continuationSeparator" w:id="0">
     <w:p>
       <w:r>
         <w:continuationSeparator/>
@@ -2789,7 +3095,7 @@
 </file>
 
 <file path=word/styles.xml><?xml version="1.0" encoding="utf-8"?>
-<w:styles xmlns:r="http://schemas.openxmlformats.org/officeDocument/2006/relationships" xmlns:w="http://schemas.openxmlformats.org/wordprocessingml/2006/main">
+<w:styles xmlns:mc="http://schemas.openxmlformats.org/markup-compatibility/2006" xmlns:r="http://schemas.openxmlformats.org/officeDocument/2006/relationships" xmlns:w="http://schemas.openxmlformats.org/wordprocessingml/2006/main" xmlns:w14="http://schemas.microsoft.com/office/word/2010/wordml" xmlns:w15="http://schemas.microsoft.com/office/word/2012/wordml" xmlns:w16se="http://schemas.microsoft.com/office/word/2015/wordml/symex" mc:Ignorable="w14 w15 w16se">
   <w:docDefaults>
     <w:rPrDefault>
       <w:rPr>
@@ -2802,144 +3108,378 @@
     </w:rPrDefault>
     <w:pPrDefault/>
   </w:docDefaults>
-  <w:latentStyles w:defLockedState="0" w:defUIPriority="99" w:defSemiHidden="1" w:defUnhideWhenUsed="1" w:defQFormat="0" w:count="267">
-    <w:lsdException w:name="Normal" w:semiHidden="0" w:uiPriority="0" w:unhideWhenUsed="0" w:qFormat="1"/>
-    <w:lsdException w:name="heading 1" w:semiHidden="0" w:uiPriority="9" w:unhideWhenUsed="0" w:qFormat="1"/>
-    <w:lsdException w:name="heading 2" w:uiPriority="9" w:qFormat="1"/>
-    <w:lsdException w:name="heading 3" w:uiPriority="9" w:qFormat="1"/>
-    <w:lsdException w:name="heading 4" w:uiPriority="9" w:qFormat="1"/>
-    <w:lsdException w:name="heading 5" w:uiPriority="9" w:qFormat="1"/>
-    <w:lsdException w:name="heading 6" w:uiPriority="9" w:qFormat="1"/>
-    <w:lsdException w:name="heading 7" w:uiPriority="9" w:qFormat="1"/>
-    <w:lsdException w:name="heading 8" w:uiPriority="9" w:qFormat="1"/>
-    <w:lsdException w:name="heading 9" w:uiPriority="9" w:qFormat="1"/>
-    <w:lsdException w:name="toc 1" w:uiPriority="39"/>
-    <w:lsdException w:name="toc 2" w:uiPriority="39"/>
-    <w:lsdException w:name="toc 3" w:uiPriority="39"/>
-    <w:lsdException w:name="toc 4" w:uiPriority="39"/>
-    <w:lsdException w:name="toc 5" w:uiPriority="39"/>
-    <w:lsdException w:name="toc 6" w:uiPriority="39"/>
-    <w:lsdException w:name="toc 7" w:uiPriority="39"/>
-    <w:lsdException w:name="toc 8" w:uiPriority="39"/>
-    <w:lsdException w:name="toc 9" w:uiPriority="39"/>
-    <w:lsdException w:name="caption" w:uiPriority="35" w:qFormat="1"/>
-    <w:lsdException w:name="Title" w:semiHidden="0" w:uiPriority="10" w:unhideWhenUsed="0" w:qFormat="1"/>
-    <w:lsdException w:name="Default Paragraph Font" w:uiPriority="1"/>
-    <w:lsdException w:name="Subtitle" w:semiHidden="0" w:uiPriority="11" w:unhideWhenUsed="0" w:qFormat="1"/>
-    <w:lsdException w:name="Strong" w:semiHidden="0" w:uiPriority="22" w:unhideWhenUsed="0" w:qFormat="1"/>
-    <w:lsdException w:name="Emphasis" w:semiHidden="0" w:uiPriority="20" w:unhideWhenUsed="0" w:qFormat="1"/>
-    <w:lsdException w:name="Table Grid" w:semiHidden="0" w:uiPriority="59" w:unhideWhenUsed="0"/>
-    <w:lsdException w:name="Placeholder Text" w:unhideWhenUsed="0"/>
-    <w:lsdException w:name="No Spacing" w:semiHidden="0" w:uiPriority="1" w:unhideWhenUsed="0" w:qFormat="1"/>
-    <w:lsdException w:name="Light Shading" w:semiHidden="0" w:uiPriority="60" w:unhideWhenUsed="0"/>
-    <w:lsdException w:name="Light List" w:semiHidden="0" w:uiPriority="61" w:unhideWhenUsed="0"/>
-    <w:lsdException w:name="Light Grid" w:semiHidden="0" w:uiPriority="62" w:unhideWhenUsed="0"/>
-    <w:lsdException w:name="Medium Shading 1" w:semiHidden="0" w:uiPriority="63" w:unhideWhenUsed="0"/>
-    <w:lsdException w:name="Medium Shading 2" w:semiHidden="0" w:uiPriority="64" w:unhideWhenUsed="0"/>
-    <w:lsdException w:name="Medium List 1" w:semiHidden="0" w:uiPriority="65" w:unhideWhenUsed="0"/>
-    <w:lsdException w:name="Medium List 2" w:semiHidden="0" w:uiPriority="66" w:unhideWhenUsed="0"/>
-    <w:lsdException w:name="Medium Grid 1" w:semiHidden="0" w:uiPriority="67" w:unhideWhenUsed="0"/>
-    <w:lsdException w:name="Medium Grid 2" w:semiHidden="0" w:uiPriority="68" w:unhideWhenUsed="0"/>
-    <w:lsdException w:name="Medium Grid 3" w:semiHidden="0" w:uiPriority="69" w:unhideWhenUsed="0"/>
-    <w:lsdException w:name="Dark List" w:semiHidden="0" w:uiPriority="70" w:unhideWhenUsed="0"/>
-    <w:lsdException w:name="Colorful Shading" w:semiHidden="0" w:uiPriority="71" w:unhideWhenUsed="0"/>
-    <w:lsdException w:name="Colorful List" w:semiHidden="0" w:uiPriority="72" w:unhideWhenUsed="0"/>
-    <w:lsdException w:name="Colorful Grid" w:semiHidden="0" w:uiPriority="73" w:unhideWhenUsed="0"/>
-    <w:lsdException w:name="Light Shading Accent 1" w:semiHidden="0" w:uiPriority="60" w:unhideWhenUsed="0"/>
-    <w:lsdException w:name="Light List Accent 1" w:semiHidden="0" w:uiPriority="61" w:unhideWhenUsed="0"/>
-    <w:lsdException w:name="Light Grid Accent 1" w:semiHidden="0" w:uiPriority="62" w:unhideWhenUsed="0"/>
-    <w:lsdException w:name="Medium Shading 1 Accent 1" w:semiHidden="0" w:uiPriority="63" w:unhideWhenUsed="0"/>
-    <w:lsdException w:name="Medium Shading 2 Accent 1" w:semiHidden="0" w:uiPriority="64" w:unhideWhenUsed="0"/>
-    <w:lsdException w:name="Medium List 1 Accent 1" w:semiHidden="0" w:uiPriority="65" w:unhideWhenUsed="0"/>
-    <w:lsdException w:name="Revision" w:unhideWhenUsed="0"/>
-    <w:lsdException w:name="List Paragraph" w:semiHidden="0" w:uiPriority="34" w:unhideWhenUsed="0" w:qFormat="1"/>
-    <w:lsdException w:name="Quote" w:semiHidden="0" w:uiPriority="29" w:unhideWhenUsed="0" w:qFormat="1"/>
-    <w:lsdException w:name="Intense Quote" w:semiHidden="0" w:uiPriority="30" w:unhideWhenUsed="0" w:qFormat="1"/>
-    <w:lsdException w:name="Medium List 2 Accent 1" w:semiHidden="0" w:uiPriority="66" w:unhideWhenUsed="0"/>
-    <w:lsdException w:name="Medium Grid 1 Accent 1" w:semiHidden="0" w:uiPriority="67" w:unhideWhenUsed="0"/>
-    <w:lsdException w:name="Medium Grid 2 Accent 1" w:semiHidden="0" w:uiPriority="68" w:unhideWhenUsed="0"/>
-    <w:lsdException w:name="Medium Grid 3 Accent 1" w:semiHidden="0" w:uiPriority="69" w:unhideWhenUsed="0"/>
-    <w:lsdException w:name="Dark List Accent 1" w:semiHidden="0" w:uiPriority="70" w:unhideWhenUsed="0"/>
-    <w:lsdException w:name="Colorful Shading Accent 1" w:semiHidden="0" w:uiPriority="71" w:unhideWhenUsed="0"/>
-    <w:lsdException w:name="Colorful List Accent 1" w:semiHidden="0" w:uiPriority="72" w:unhideWhenUsed="0"/>
-    <w:lsdException w:name="Colorful Grid Accent 1" w:semiHidden="0" w:uiPriority="73" w:unhideWhenUsed="0"/>
-    <w:lsdException w:name="Light Shading Accent 2" w:semiHidden="0" w:uiPriority="60" w:unhideWhenUsed="0"/>
-    <w:lsdException w:name="Light List Accent 2" w:semiHidden="0" w:uiPriority="61" w:unhideWhenUsed="0"/>
-    <w:lsdException w:name="Light Grid Accent 2" w:semiHidden="0" w:uiPriority="62" w:unhideWhenUsed="0"/>
-    <w:lsdException w:name="Medium Shading 1 Accent 2" w:semiHidden="0" w:uiPriority="63" w:unhideWhenUsed="0"/>
-    <w:lsdException w:name="Medium Shading 2 Accent 2" w:semiHidden="0" w:uiPriority="64" w:unhideWhenUsed="0"/>
-    <w:lsdException w:name="Medium List 1 Accent 2" w:semiHidden="0" w:uiPriority="65" w:unhideWhenUsed="0"/>
-    <w:lsdException w:name="Medium List 2 Accent 2" w:semiHidden="0" w:uiPriority="66" w:unhideWhenUsed="0"/>
-    <w:lsdException w:name="Medium Grid 1 Accent 2" w:semiHidden="0" w:uiPriority="67" w:unhideWhenUsed="0"/>
-    <w:lsdException w:name="Medium Grid 2 Accent 2" w:semiHidden="0" w:uiPriority="68" w:unhideWhenUsed="0"/>
-    <w:lsdException w:name="Medium Grid 3 Accent 2" w:semiHidden="0" w:uiPriority="69" w:unhideWhenUsed="0"/>
-    <w:lsdException w:name="Dark List Accent 2" w:semiHidden="0" w:uiPriority="70" w:unhideWhenUsed="0"/>
-    <w:lsdException w:name="Colorful Shading Accent 2" w:semiHidden="0" w:uiPriority="71" w:unhideWhenUsed="0"/>
-    <w:lsdException w:name="Colorful List Accent 2" w:semiHidden="0" w:uiPriority="72" w:unhideWhenUsed="0"/>
-    <w:lsdException w:name="Colorful Grid Accent 2" w:semiHidden="0" w:uiPriority="73" w:unhideWhenUsed="0"/>
-    <w:lsdException w:name="Light Shading Accent 3" w:semiHidden="0" w:uiPriority="60" w:unhideWhenUsed="0"/>
-    <w:lsdException w:name="Light List Accent 3" w:semiHidden="0" w:uiPriority="61" w:unhideWhenUsed="0"/>
-    <w:lsdException w:name="Light Grid Accent 3" w:semiHidden="0" w:uiPriority="62" w:unhideWhenUsed="0"/>
-    <w:lsdException w:name="Medium Shading 1 Accent 3" w:semiHidden="0" w:uiPriority="63" w:unhideWhenUsed="0"/>
-    <w:lsdException w:name="Medium Shading 2 Accent 3" w:semiHidden="0" w:uiPriority="64" w:unhideWhenUsed="0"/>
-    <w:lsdException w:name="Medium List 1 Accent 3" w:semiHidden="0" w:uiPriority="65" w:unhideWhenUsed="0"/>
-    <w:lsdException w:name="Medium List 2 Accent 3" w:semiHidden="0" w:uiPriority="66" w:unhideWhenUsed="0"/>
-    <w:lsdException w:name="Medium Grid 1 Accent 3" w:semiHidden="0" w:uiPriority="67" w:unhideWhenUsed="0"/>
-    <w:lsdException w:name="Medium Grid 2 Accent 3" w:semiHidden="0" w:uiPriority="68" w:unhideWhenUsed="0"/>
-    <w:lsdException w:name="Medium Grid 3 Accent 3" w:semiHidden="0" w:uiPriority="69" w:unhideWhenUsed="0"/>
-    <w:lsdException w:name="Dark List Accent 3" w:semiHidden="0" w:uiPriority="70" w:unhideWhenUsed="0"/>
-    <w:lsdException w:name="Colorful Shading Accent 3" w:semiHidden="0" w:uiPriority="71" w:unhideWhenUsed="0"/>
-    <w:lsdException w:name="Colorful List Accent 3" w:semiHidden="0" w:uiPriority="72" w:unhideWhenUsed="0"/>
-    <w:lsdException w:name="Colorful Grid Accent 3" w:semiHidden="0" w:uiPriority="73" w:unhideWhenUsed="0"/>
-    <w:lsdException w:name="Light Shading Accent 4" w:semiHidden="0" w:uiPriority="60" w:unhideWhenUsed="0"/>
-    <w:lsdException w:name="Light List Accent 4" w:semiHidden="0" w:uiPriority="61" w:unhideWhenUsed="0"/>
-    <w:lsdException w:name="Light Grid Accent 4" w:semiHidden="0" w:uiPriority="62" w:unhideWhenUsed="0"/>
-    <w:lsdException w:name="Medium Shading 1 Accent 4" w:semiHidden="0" w:uiPriority="63" w:unhideWhenUsed="0"/>
-    <w:lsdException w:name="Medium Shading 2 Accent 4" w:semiHidden="0" w:uiPriority="64" w:unhideWhenUsed="0"/>
-    <w:lsdException w:name="Medium List 1 Accent 4" w:semiHidden="0" w:uiPriority="65" w:unhideWhenUsed="0"/>
-    <w:lsdException w:name="Medium List 2 Accent 4" w:semiHidden="0" w:uiPriority="66" w:unhideWhenUsed="0"/>
-    <w:lsdException w:name="Medium Grid 1 Accent 4" w:semiHidden="0" w:uiPriority="67" w:unhideWhenUsed="0"/>
-    <w:lsdException w:name="Medium Grid 2 Accent 4" w:semiHidden="0" w:uiPriority="68" w:unhideWhenUsed="0"/>
-    <w:lsdException w:name="Medium Grid 3 Accent 4" w:semiHidden="0" w:uiPriority="69" w:unhideWhenUsed="0"/>
-    <w:lsdException w:name="Dark List Accent 4" w:semiHidden="0" w:uiPriority="70" w:unhideWhenUsed="0"/>
-    <w:lsdException w:name="Colorful Shading Accent 4" w:semiHidden="0" w:uiPriority="71" w:unhideWhenUsed="0"/>
-    <w:lsdException w:name="Colorful List Accent 4" w:semiHidden="0" w:uiPriority="72" w:unhideWhenUsed="0"/>
-    <w:lsdException w:name="Colorful Grid Accent 4" w:semiHidden="0" w:uiPriority="73" w:unhideWhenUsed="0"/>
-    <w:lsdException w:name="Light Shading Accent 5" w:semiHidden="0" w:uiPriority="60" w:unhideWhenUsed="0"/>
-    <w:lsdException w:name="Light List Accent 5" w:semiHidden="0" w:uiPriority="61" w:unhideWhenUsed="0"/>
-    <w:lsdException w:name="Light Grid Accent 5" w:semiHidden="0" w:uiPriority="62" w:unhideWhenUsed="0"/>
-    <w:lsdException w:name="Medium Shading 1 Accent 5" w:semiHidden="0" w:uiPriority="63" w:unhideWhenUsed="0"/>
-    <w:lsdException w:name="Medium Shading 2 Accent 5" w:semiHidden="0" w:uiPriority="64" w:unhideWhenUsed="0"/>
-    <w:lsdException w:name="Medium List 1 Accent 5" w:semiHidden="0" w:uiPriority="65" w:unhideWhenUsed="0"/>
-    <w:lsdException w:name="Medium List 2 Accent 5" w:semiHidden="0" w:uiPriority="66" w:unhideWhenUsed="0"/>
-    <w:lsdException w:name="Medium Grid 1 Accent 5" w:semiHidden="0" w:uiPriority="67" w:unhideWhenUsed="0"/>
-    <w:lsdException w:name="Medium Grid 2 Accent 5" w:semiHidden="0" w:uiPriority="68" w:unhideWhenUsed="0"/>
-    <w:lsdException w:name="Medium Grid 3 Accent 5" w:semiHidden="0" w:uiPriority="69" w:unhideWhenUsed="0"/>
-    <w:lsdException w:name="Dark List Accent 5" w:semiHidden="0" w:uiPriority="70" w:unhideWhenUsed="0"/>
-    <w:lsdException w:name="Colorful Shading Accent 5" w:semiHidden="0" w:uiPriority="71" w:unhideWhenUsed="0"/>
-    <w:lsdException w:name="Colorful List Accent 5" w:semiHidden="0" w:uiPriority="72" w:unhideWhenUsed="0"/>
-    <w:lsdException w:name="Colorful Grid Accent 5" w:semiHidden="0" w:uiPriority="73" w:unhideWhenUsed="0"/>
-    <w:lsdException w:name="Light Shading Accent 6" w:semiHidden="0" w:uiPriority="60" w:unhideWhenUsed="0"/>
-    <w:lsdException w:name="Light List Accent 6" w:semiHidden="0" w:uiPriority="61" w:unhideWhenUsed="0"/>
-    <w:lsdException w:name="Light Grid Accent 6" w:semiHidden="0" w:uiPriority="62" w:unhideWhenUsed="0"/>
-    <w:lsdException w:name="Medium Shading 1 Accent 6" w:semiHidden="0" w:uiPriority="63" w:unhideWhenUsed="0"/>
-    <w:lsdException w:name="Medium Shading 2 Accent 6" w:semiHidden="0" w:uiPriority="64" w:unhideWhenUsed="0"/>
-    <w:lsdException w:name="Medium List 1 Accent 6" w:semiHidden="0" w:uiPriority="65" w:unhideWhenUsed="0"/>
-    <w:lsdException w:name="Medium List 2 Accent 6" w:semiHidden="0" w:uiPriority="66" w:unhideWhenUsed="0"/>
-    <w:lsdException w:name="Medium Grid 1 Accent 6" w:semiHidden="0" w:uiPriority="67" w:unhideWhenUsed="0"/>
-    <w:lsdException w:name="Medium Grid 2 Accent 6" w:semiHidden="0" w:uiPriority="68" w:unhideWhenUsed="0"/>
-    <w:lsdException w:name="Medium Grid 3 Accent 6" w:semiHidden="0" w:uiPriority="69" w:unhideWhenUsed="0"/>
-    <w:lsdException w:name="Dark List Accent 6" w:semiHidden="0" w:uiPriority="70" w:unhideWhenUsed="0"/>
-    <w:lsdException w:name="Colorful Shading Accent 6" w:semiHidden="0" w:uiPriority="71" w:unhideWhenUsed="0"/>
-    <w:lsdException w:name="Colorful List Accent 6" w:semiHidden="0" w:uiPriority="72" w:unhideWhenUsed="0"/>
-    <w:lsdException w:name="Colorful Grid Accent 6" w:semiHidden="0" w:uiPriority="73" w:unhideWhenUsed="0"/>
-    <w:lsdException w:name="Subtle Emphasis" w:semiHidden="0" w:uiPriority="19" w:unhideWhenUsed="0" w:qFormat="1"/>
-    <w:lsdException w:name="Intense Emphasis" w:semiHidden="0" w:uiPriority="21" w:unhideWhenUsed="0" w:qFormat="1"/>
-    <w:lsdException w:name="Subtle Reference" w:semiHidden="0" w:uiPriority="31" w:unhideWhenUsed="0" w:qFormat="1"/>
-    <w:lsdException w:name="Intense Reference" w:semiHidden="0" w:uiPriority="32" w:unhideWhenUsed="0" w:qFormat="1"/>
-    <w:lsdException w:name="Book Title" w:semiHidden="0" w:uiPriority="33" w:unhideWhenUsed="0" w:qFormat="1"/>
-    <w:lsdException w:name="Bibliography" w:uiPriority="37"/>
-    <w:lsdException w:name="TOC Heading" w:uiPriority="39" w:qFormat="1"/>
+  <w:latentStyles w:defLockedState="0" w:defUIPriority="99" w:defSemiHidden="0" w:defUnhideWhenUsed="0" w:defQFormat="0" w:count="371">
+    <w:lsdException w:name="Normal" w:uiPriority="0" w:qFormat="1"/>
+    <w:lsdException w:name="heading 1" w:uiPriority="9" w:qFormat="1"/>
+    <w:lsdException w:name="heading 2" w:semiHidden="1" w:uiPriority="9" w:unhideWhenUsed="1" w:qFormat="1"/>
+    <w:lsdException w:name="heading 3" w:semiHidden="1" w:uiPriority="9" w:unhideWhenUsed="1" w:qFormat="1"/>
+    <w:lsdException w:name="heading 4" w:semiHidden="1" w:uiPriority="9" w:unhideWhenUsed="1" w:qFormat="1"/>
+    <w:lsdException w:name="heading 5" w:semiHidden="1" w:uiPriority="9" w:unhideWhenUsed="1" w:qFormat="1"/>
+    <w:lsdException w:name="heading 6" w:semiHidden="1" w:uiPriority="9" w:unhideWhenUsed="1" w:qFormat="1"/>
+    <w:lsdException w:name="heading 7" w:semiHidden="1" w:uiPriority="9" w:unhideWhenUsed="1" w:qFormat="1"/>
+    <w:lsdException w:name="heading 8" w:semiHidden="1" w:uiPriority="9" w:unhideWhenUsed="1" w:qFormat="1"/>
+    <w:lsdException w:name="heading 9" w:semiHidden="1" w:uiPriority="9" w:unhideWhenUsed="1" w:qFormat="1"/>
+    <w:lsdException w:name="index 1" w:semiHidden="1" w:unhideWhenUsed="1"/>
+    <w:lsdException w:name="index 2" w:semiHidden="1" w:unhideWhenUsed="1"/>
+    <w:lsdException w:name="index 3" w:semiHidden="1" w:unhideWhenUsed="1"/>
+    <w:lsdException w:name="index 4" w:semiHidden="1" w:unhideWhenUsed="1"/>
+    <w:lsdException w:name="index 5" w:semiHidden="1" w:unhideWhenUsed="1"/>
+    <w:lsdException w:name="index 6" w:semiHidden="1" w:unhideWhenUsed="1"/>
+    <w:lsdException w:name="index 7" w:semiHidden="1" w:unhideWhenUsed="1"/>
+    <w:lsdException w:name="index 8" w:semiHidden="1" w:unhideWhenUsed="1"/>
+    <w:lsdException w:name="index 9" w:semiHidden="1" w:unhideWhenUsed="1"/>
+    <w:lsdException w:name="toc 1" w:semiHidden="1" w:uiPriority="39" w:unhideWhenUsed="1"/>
+    <w:lsdException w:name="toc 2" w:semiHidden="1" w:uiPriority="39" w:unhideWhenUsed="1"/>
+    <w:lsdException w:name="toc 3" w:semiHidden="1" w:uiPriority="39" w:unhideWhenUsed="1"/>
+    <w:lsdException w:name="toc 4" w:semiHidden="1" w:uiPriority="39" w:unhideWhenUsed="1"/>
+    <w:lsdException w:name="toc 5" w:semiHidden="1" w:uiPriority="39" w:unhideWhenUsed="1"/>
+    <w:lsdException w:name="toc 6" w:semiHidden="1" w:uiPriority="39" w:unhideWhenUsed="1"/>
+    <w:lsdException w:name="toc 7" w:semiHidden="1" w:uiPriority="39" w:unhideWhenUsed="1"/>
+    <w:lsdException w:name="toc 8" w:semiHidden="1" w:uiPriority="39" w:unhideWhenUsed="1"/>
+    <w:lsdException w:name="toc 9" w:semiHidden="1" w:uiPriority="39" w:unhideWhenUsed="1"/>
+    <w:lsdException w:name="Normal Indent" w:semiHidden="1" w:unhideWhenUsed="1"/>
+    <w:lsdException w:name="footnote text" w:semiHidden="1" w:unhideWhenUsed="1"/>
+    <w:lsdException w:name="annotation text" w:semiHidden="1" w:unhideWhenUsed="1"/>
+    <w:lsdException w:name="header" w:semiHidden="1" w:unhideWhenUsed="1"/>
+    <w:lsdException w:name="footer" w:semiHidden="1" w:unhideWhenUsed="1"/>
+    <w:lsdException w:name="index heading" w:semiHidden="1" w:unhideWhenUsed="1"/>
+    <w:lsdException w:name="caption" w:semiHidden="1" w:uiPriority="35" w:unhideWhenUsed="1" w:qFormat="1"/>
+    <w:lsdException w:name="table of figures" w:semiHidden="1" w:unhideWhenUsed="1"/>
+    <w:lsdException w:name="envelope address" w:semiHidden="1" w:unhideWhenUsed="1"/>
+    <w:lsdException w:name="envelope return" w:semiHidden="1" w:unhideWhenUsed="1"/>
+    <w:lsdException w:name="footnote reference" w:semiHidden="1" w:unhideWhenUsed="1"/>
+    <w:lsdException w:name="annotation reference" w:semiHidden="1" w:unhideWhenUsed="1"/>
+    <w:lsdException w:name="line number" w:semiHidden="1" w:unhideWhenUsed="1"/>
+    <w:lsdException w:name="page number" w:semiHidden="1" w:unhideWhenUsed="1"/>
+    <w:lsdException w:name="endnote reference" w:semiHidden="1" w:unhideWhenUsed="1"/>
+    <w:lsdException w:name="endnote text" w:semiHidden="1" w:unhideWhenUsed="1"/>
+    <w:lsdException w:name="table of authorities" w:semiHidden="1" w:unhideWhenUsed="1"/>
+    <w:lsdException w:name="macro" w:semiHidden="1" w:unhideWhenUsed="1"/>
+    <w:lsdException w:name="toa heading" w:semiHidden="1" w:unhideWhenUsed="1"/>
+    <w:lsdException w:name="List" w:semiHidden="1" w:unhideWhenUsed="1"/>
+    <w:lsdException w:name="List Bullet" w:semiHidden="1" w:unhideWhenUsed="1"/>
+    <w:lsdException w:name="List Number" w:semiHidden="1" w:unhideWhenUsed="1"/>
+    <w:lsdException w:name="List 2" w:semiHidden="1" w:unhideWhenUsed="1"/>
+    <w:lsdException w:name="List 3" w:semiHidden="1" w:unhideWhenUsed="1"/>
+    <w:lsdException w:name="List 4" w:semiHidden="1" w:unhideWhenUsed="1"/>
+    <w:lsdException w:name="List 5" w:semiHidden="1" w:unhideWhenUsed="1"/>
+    <w:lsdException w:name="List Bullet 2" w:semiHidden="1" w:unhideWhenUsed="1"/>
+    <w:lsdException w:name="List Bullet 3" w:semiHidden="1" w:unhideWhenUsed="1"/>
+    <w:lsdException w:name="List Bullet 4" w:semiHidden="1" w:unhideWhenUsed="1"/>
+    <w:lsdException w:name="List Bullet 5" w:semiHidden="1" w:unhideWhenUsed="1"/>
+    <w:lsdException w:name="List Number 2" w:semiHidden="1" w:unhideWhenUsed="1"/>
+    <w:lsdException w:name="List Number 3" w:semiHidden="1" w:unhideWhenUsed="1"/>
+    <w:lsdException w:name="List Number 4" w:semiHidden="1" w:unhideWhenUsed="1"/>
+    <w:lsdException w:name="List Number 5" w:semiHidden="1" w:unhideWhenUsed="1"/>
+    <w:lsdException w:name="Title" w:uiPriority="10" w:qFormat="1"/>
+    <w:lsdException w:name="Closing" w:semiHidden="1" w:unhideWhenUsed="1"/>
+    <w:lsdException w:name="Signature" w:semiHidden="1" w:unhideWhenUsed="1"/>
+    <w:lsdException w:name="Default Paragraph Font" w:semiHidden="1" w:uiPriority="1" w:unhideWhenUsed="1"/>
+    <w:lsdException w:name="Body Text" w:semiHidden="1" w:unhideWhenUsed="1"/>
+    <w:lsdException w:name="Body Text Indent" w:semiHidden="1" w:unhideWhenUsed="1"/>
+    <w:lsdException w:name="List Continue" w:semiHidden="1" w:unhideWhenUsed="1"/>
+    <w:lsdException w:name="List Continue 2" w:semiHidden="1" w:unhideWhenUsed="1"/>
+    <w:lsdException w:name="List Continue 3" w:semiHidden="1" w:unhideWhenUsed="1"/>
+    <w:lsdException w:name="List Continue 4" w:semiHidden="1" w:unhideWhenUsed="1"/>
+    <w:lsdException w:name="List Continue 5" w:semiHidden="1" w:unhideWhenUsed="1"/>
+    <w:lsdException w:name="Message Header" w:semiHidden="1" w:unhideWhenUsed="1"/>
+    <w:lsdException w:name="Subtitle" w:uiPriority="11" w:qFormat="1"/>
+    <w:lsdException w:name="Salutation" w:semiHidden="1" w:unhideWhenUsed="1"/>
+    <w:lsdException w:name="Date" w:semiHidden="1" w:unhideWhenUsed="1"/>
+    <w:lsdException w:name="Body Text First Indent" w:semiHidden="1" w:unhideWhenUsed="1"/>
+    <w:lsdException w:name="Body Text First Indent 2" w:semiHidden="1" w:unhideWhenUsed="1"/>
+    <w:lsdException w:name="Note Heading" w:semiHidden="1" w:unhideWhenUsed="1"/>
+    <w:lsdException w:name="Body Text 2" w:semiHidden="1" w:unhideWhenUsed="1"/>
+    <w:lsdException w:name="Body Text 3" w:semiHidden="1" w:unhideWhenUsed="1"/>
+    <w:lsdException w:name="Body Text Indent 2" w:semiHidden="1" w:unhideWhenUsed="1"/>
+    <w:lsdException w:name="Body Text Indent 3" w:semiHidden="1" w:unhideWhenUsed="1"/>
+    <w:lsdException w:name="Block Text" w:semiHidden="1" w:unhideWhenUsed="1"/>
+    <w:lsdException w:name="Hyperlink" w:semiHidden="1" w:unhideWhenUsed="1"/>
+    <w:lsdException w:name="FollowedHyperlink" w:semiHidden="1" w:unhideWhenUsed="1"/>
+    <w:lsdException w:name="Strong" w:uiPriority="22" w:qFormat="1"/>
+    <w:lsdException w:name="Emphasis" w:uiPriority="20" w:qFormat="1"/>
+    <w:lsdException w:name="Document Map" w:semiHidden="1" w:unhideWhenUsed="1"/>
+    <w:lsdException w:name="Plain Text" w:semiHidden="1" w:unhideWhenUsed="1"/>
+    <w:lsdException w:name="E-mail Signature" w:semiHidden="1" w:unhideWhenUsed="1"/>
+    <w:lsdException w:name="HTML Top of Form" w:semiHidden="1" w:unhideWhenUsed="1"/>
+    <w:lsdException w:name="HTML Bottom of Form" w:semiHidden="1" w:unhideWhenUsed="1"/>
+    <w:lsdException w:name="Normal (Web)" w:semiHidden="1" w:unhideWhenUsed="1"/>
+    <w:lsdException w:name="HTML Acronym" w:semiHidden="1" w:unhideWhenUsed="1"/>
+    <w:lsdException w:name="HTML Address" w:semiHidden="1" w:unhideWhenUsed="1"/>
+    <w:lsdException w:name="HTML Cite" w:semiHidden="1" w:unhideWhenUsed="1"/>
+    <w:lsdException w:name="HTML Code" w:semiHidden="1" w:unhideWhenUsed="1"/>
+    <w:lsdException w:name="HTML Definition" w:semiHidden="1" w:unhideWhenUsed="1"/>
+    <w:lsdException w:name="HTML Keyboard" w:semiHidden="1" w:unhideWhenUsed="1"/>
+    <w:lsdException w:name="HTML Preformatted" w:semiHidden="1" w:unhideWhenUsed="1"/>
+    <w:lsdException w:name="HTML Sample" w:semiHidden="1" w:unhideWhenUsed="1"/>
+    <w:lsdException w:name="HTML Typewriter" w:semiHidden="1" w:unhideWhenUsed="1"/>
+    <w:lsdException w:name="HTML Variable" w:semiHidden="1" w:unhideWhenUsed="1"/>
+    <w:lsdException w:name="Normal Table" w:semiHidden="1" w:unhideWhenUsed="1"/>
+    <w:lsdException w:name="annotation subject" w:semiHidden="1" w:unhideWhenUsed="1"/>
+    <w:lsdException w:name="No List" w:semiHidden="1" w:unhideWhenUsed="1"/>
+    <w:lsdException w:name="Outline List 1" w:semiHidden="1" w:unhideWhenUsed="1"/>
+    <w:lsdException w:name="Outline List 2" w:semiHidden="1" w:unhideWhenUsed="1"/>
+    <w:lsdException w:name="Outline List 3" w:semiHidden="1" w:unhideWhenUsed="1"/>
+    <w:lsdException w:name="Table Simple 1" w:semiHidden="1" w:unhideWhenUsed="1"/>
+    <w:lsdException w:name="Table Simple 2" w:semiHidden="1" w:unhideWhenUsed="1"/>
+    <w:lsdException w:name="Table Simple 3" w:semiHidden="1" w:unhideWhenUsed="1"/>
+    <w:lsdException w:name="Table Classic 1" w:semiHidden="1" w:unhideWhenUsed="1"/>
+    <w:lsdException w:name="Table Classic 2" w:semiHidden="1" w:unhideWhenUsed="1"/>
+    <w:lsdException w:name="Table Classic 3" w:semiHidden="1" w:unhideWhenUsed="1"/>
+    <w:lsdException w:name="Table Classic 4" w:semiHidden="1" w:unhideWhenUsed="1"/>
+    <w:lsdException w:name="Table Colorful 1" w:semiHidden="1" w:unhideWhenUsed="1"/>
+    <w:lsdException w:name="Table Colorful 2" w:semiHidden="1" w:unhideWhenUsed="1"/>
+    <w:lsdException w:name="Table Colorful 3" w:semiHidden="1" w:unhideWhenUsed="1"/>
+    <w:lsdException w:name="Table Columns 1" w:semiHidden="1" w:unhideWhenUsed="1"/>
+    <w:lsdException w:name="Table Columns 2" w:semiHidden="1" w:unhideWhenUsed="1"/>
+    <w:lsdException w:name="Table Columns 3" w:semiHidden="1" w:unhideWhenUsed="1"/>
+    <w:lsdException w:name="Table Columns 4" w:semiHidden="1" w:unhideWhenUsed="1"/>
+    <w:lsdException w:name="Table Columns 5" w:semiHidden="1" w:unhideWhenUsed="1"/>
+    <w:lsdException w:name="Table Grid 1" w:semiHidden="1" w:unhideWhenUsed="1"/>
+    <w:lsdException w:name="Table Grid 2" w:semiHidden="1" w:unhideWhenUsed="1"/>
+    <w:lsdException w:name="Table Grid 3" w:semiHidden="1" w:unhideWhenUsed="1"/>
+    <w:lsdException w:name="Table Grid 4" w:semiHidden="1" w:unhideWhenUsed="1"/>
+    <w:lsdException w:name="Table Grid 5" w:semiHidden="1" w:unhideWhenUsed="1"/>
+    <w:lsdException w:name="Table Grid 6" w:semiHidden="1" w:unhideWhenUsed="1"/>
+    <w:lsdException w:name="Table Grid 7" w:semiHidden="1" w:unhideWhenUsed="1"/>
+    <w:lsdException w:name="Table Grid 8" w:semiHidden="1" w:unhideWhenUsed="1"/>
+    <w:lsdException w:name="Table List 1" w:semiHidden="1" w:unhideWhenUsed="1"/>
+    <w:lsdException w:name="Table List 2" w:semiHidden="1" w:unhideWhenUsed="1"/>
+    <w:lsdException w:name="Table List 3" w:semiHidden="1" w:unhideWhenUsed="1"/>
+    <w:lsdException w:name="Table List 4" w:semiHidden="1" w:unhideWhenUsed="1"/>
+    <w:lsdException w:name="Table List 5" w:semiHidden="1" w:unhideWhenUsed="1"/>
+    <w:lsdException w:name="Table List 6" w:semiHidden="1" w:unhideWhenUsed="1"/>
+    <w:lsdException w:name="Table List 7" w:semiHidden="1" w:unhideWhenUsed="1"/>
+    <w:lsdException w:name="Table List 8" w:semiHidden="1" w:unhideWhenUsed="1"/>
+    <w:lsdException w:name="Table 3D effects 1" w:semiHidden="1" w:unhideWhenUsed="1"/>
+    <w:lsdException w:name="Table 3D effects 2" w:semiHidden="1" w:unhideWhenUsed="1"/>
+    <w:lsdException w:name="Table 3D effects 3" w:semiHidden="1" w:unhideWhenUsed="1"/>
+    <w:lsdException w:name="Table Contemporary" w:semiHidden="1" w:unhideWhenUsed="1"/>
+    <w:lsdException w:name="Table Elegant" w:semiHidden="1" w:unhideWhenUsed="1"/>
+    <w:lsdException w:name="Table Professional" w:semiHidden="1" w:unhideWhenUsed="1"/>
+    <w:lsdException w:name="Table Subtle 1" w:semiHidden="1" w:unhideWhenUsed="1"/>
+    <w:lsdException w:name="Table Subtle 2" w:semiHidden="1" w:unhideWhenUsed="1"/>
+    <w:lsdException w:name="Table Web 1" w:semiHidden="1" w:unhideWhenUsed="1"/>
+    <w:lsdException w:name="Table Web 2" w:semiHidden="1" w:unhideWhenUsed="1"/>
+    <w:lsdException w:name="Table Web 3" w:semiHidden="1" w:unhideWhenUsed="1"/>
+    <w:lsdException w:name="Balloon Text" w:semiHidden="1" w:unhideWhenUsed="1"/>
+    <w:lsdException w:name="Table Grid" w:uiPriority="59"/>
+    <w:lsdException w:name="Table Theme" w:semiHidden="1" w:unhideWhenUsed="1"/>
+    <w:lsdException w:name="Placeholder Text" w:semiHidden="1"/>
+    <w:lsdException w:name="No Spacing" w:uiPriority="1" w:qFormat="1"/>
+    <w:lsdException w:name="Light Shading" w:uiPriority="60"/>
+    <w:lsdException w:name="Light List" w:uiPriority="61"/>
+    <w:lsdException w:name="Light Grid" w:uiPriority="62"/>
+    <w:lsdException w:name="Medium Shading 1" w:uiPriority="63"/>
+    <w:lsdException w:name="Medium Shading 2" w:uiPriority="64"/>
+    <w:lsdException w:name="Medium List 1" w:uiPriority="65"/>
+    <w:lsdException w:name="Medium List 2" w:uiPriority="66"/>
+    <w:lsdException w:name="Medium Grid 1" w:uiPriority="67"/>
+    <w:lsdException w:name="Medium Grid 2" w:uiPriority="68"/>
+    <w:lsdException w:name="Medium Grid 3" w:uiPriority="69"/>
+    <w:lsdException w:name="Dark List" w:uiPriority="70"/>
+    <w:lsdException w:name="Colorful Shading" w:uiPriority="71"/>
+    <w:lsdException w:name="Colorful List" w:uiPriority="72"/>
+    <w:lsdException w:name="Colorful Grid" w:uiPriority="73"/>
+    <w:lsdException w:name="Light Shading Accent 1" w:uiPriority="60"/>
+    <w:lsdException w:name="Light List Accent 1" w:uiPriority="61"/>
+    <w:lsdException w:name="Light Grid Accent 1" w:uiPriority="62"/>
+    <w:lsdException w:name="Medium Shading 1 Accent 1" w:uiPriority="63"/>
+    <w:lsdException w:name="Medium Shading 2 Accent 1" w:uiPriority="64"/>
+    <w:lsdException w:name="Medium List 1 Accent 1" w:uiPriority="65"/>
+    <w:lsdException w:name="Revision" w:semiHidden="1"/>
+    <w:lsdException w:name="List Paragraph" w:uiPriority="34" w:qFormat="1"/>
+    <w:lsdException w:name="Quote" w:uiPriority="29" w:qFormat="1"/>
+    <w:lsdException w:name="Intense Quote" w:uiPriority="30" w:qFormat="1"/>
+    <w:lsdException w:name="Medium List 2 Accent 1" w:uiPriority="66"/>
+    <w:lsdException w:name="Medium Grid 1 Accent 1" w:uiPriority="67"/>
+    <w:lsdException w:name="Medium Grid 2 Accent 1" w:uiPriority="68"/>
+    <w:lsdException w:name="Medium Grid 3 Accent 1" w:uiPriority="69"/>
+    <w:lsdException w:name="Dark List Accent 1" w:uiPriority="70"/>
+    <w:lsdException w:name="Colorful Shading Accent 1" w:uiPriority="71"/>
+    <w:lsdException w:name="Colorful List Accent 1" w:uiPriority="72"/>
+    <w:lsdException w:name="Colorful Grid Accent 1" w:uiPriority="73"/>
+    <w:lsdException w:name="Light Shading Accent 2" w:uiPriority="60"/>
+    <w:lsdException w:name="Light List Accent 2" w:uiPriority="61"/>
+    <w:lsdException w:name="Light Grid Accent 2" w:uiPriority="62"/>
+    <w:lsdException w:name="Medium Shading 1 Accent 2" w:uiPriority="63"/>
+    <w:lsdException w:name="Medium Shading 2 Accent 2" w:uiPriority="64"/>
+    <w:lsdException w:name="Medium List 1 Accent 2" w:uiPriority="65"/>
+    <w:lsdException w:name="Medium List 2 Accent 2" w:uiPriority="66"/>
+    <w:lsdException w:name="Medium Grid 1 Accent 2" w:uiPriority="67"/>
+    <w:lsdException w:name="Medium Grid 2 Accent 2" w:uiPriority="68"/>
+    <w:lsdException w:name="Medium Grid 3 Accent 2" w:uiPriority="69"/>
+    <w:lsdException w:name="Dark List Accent 2" w:uiPriority="70"/>
+    <w:lsdException w:name="Colorful Shading Accent 2" w:uiPriority="71"/>
+    <w:lsdException w:name="Colorful List Accent 2" w:uiPriority="72"/>
+    <w:lsdException w:name="Colorful Grid Accent 2" w:uiPriority="73"/>
+    <w:lsdException w:name="Light Shading Accent 3" w:uiPriority="60"/>
+    <w:lsdException w:name="Light List Accent 3" w:uiPriority="61"/>
+    <w:lsdException w:name="Light Grid Accent 3" w:uiPriority="62"/>
+    <w:lsdException w:name="Medium Shading 1 Accent 3" w:uiPriority="63"/>
+    <w:lsdException w:name="Medium Shading 2 Accent 3" w:uiPriority="64"/>
+    <w:lsdException w:name="Medium List 1 Accent 3" w:uiPriority="65"/>
+    <w:lsdException w:name="Medium List 2 Accent 3" w:uiPriority="66"/>
+    <w:lsdException w:name="Medium Grid 1 Accent 3" w:uiPriority="67"/>
+    <w:lsdException w:name="Medium Grid 2 Accent 3" w:uiPriority="68"/>
+    <w:lsdException w:name="Medium Grid 3 Accent 3" w:uiPriority="69"/>
+    <w:lsdException w:name="Dark List Accent 3" w:uiPriority="70"/>
+    <w:lsdException w:name="Colorful Shading Accent 3" w:uiPriority="71"/>
+    <w:lsdException w:name="Colorful List Accent 3" w:uiPriority="72"/>
+    <w:lsdException w:name="Colorful Grid Accent 3" w:uiPriority="73"/>
+    <w:lsdException w:name="Light Shading Accent 4" w:uiPriority="60"/>
+    <w:lsdException w:name="Light List Accent 4" w:uiPriority="61"/>
+    <w:lsdException w:name="Light Grid Accent 4" w:uiPriority="62"/>
+    <w:lsdException w:name="Medium Shading 1 Accent 4" w:uiPriority="63"/>
+    <w:lsdException w:name="Medium Shading 2 Accent 4" w:uiPriority="64"/>
+    <w:lsdException w:name="Medium List 1 Accent 4" w:uiPriority="65"/>
+    <w:lsdException w:name="Medium List 2 Accent 4" w:uiPriority="66"/>
+    <w:lsdException w:name="Medium Grid 1 Accent 4" w:uiPriority="67"/>
+    <w:lsdException w:name="Medium Grid 2 Accent 4" w:uiPriority="68"/>
+    <w:lsdException w:name="Medium Grid 3 Accent 4" w:uiPriority="69"/>
+    <w:lsdException w:name="Dark List Accent 4" w:uiPriority="70"/>
+    <w:lsdException w:name="Colorful Shading Accent 4" w:uiPriority="71"/>
+    <w:lsdException w:name="Colorful List Accent 4" w:uiPriority="72"/>
+    <w:lsdException w:name="Colorful Grid Accent 4" w:uiPriority="73"/>
+    <w:lsdException w:name="Light Shading Accent 5" w:uiPriority="60"/>
+    <w:lsdException w:name="Light List Accent 5" w:uiPriority="61"/>
+    <w:lsdException w:name="Light Grid Accent 5" w:uiPriority="62"/>
+    <w:lsdException w:name="Medium Shading 1 Accent 5" w:uiPriority="63"/>
+    <w:lsdException w:name="Medium Shading 2 Accent 5" w:uiPriority="64"/>
+    <w:lsdException w:name="Medium List 1 Accent 5" w:uiPriority="65"/>
+    <w:lsdException w:name="Medium List 2 Accent 5" w:uiPriority="66"/>
+    <w:lsdException w:name="Medium Grid 1 Accent 5" w:uiPriority="67"/>
+    <w:lsdException w:name="Medium Grid 2 Accent 5" w:uiPriority="68"/>
+    <w:lsdException w:name="Medium Grid 3 Accent 5" w:uiPriority="69"/>
+    <w:lsdException w:name="Dark List Accent 5" w:uiPriority="70"/>
+    <w:lsdException w:name="Colorful Shading Accent 5" w:uiPriority="71"/>
+    <w:lsdException w:name="Colorful List Accent 5" w:uiPriority="72"/>
+    <w:lsdException w:name="Colorful Grid Accent 5" w:uiPriority="73"/>
+    <w:lsdException w:name="Light Shading Accent 6" w:uiPriority="60"/>
+    <w:lsdException w:name="Light List Accent 6" w:uiPriority="61"/>
+    <w:lsdException w:name="Light Grid Accent 6" w:uiPriority="62"/>
+    <w:lsdException w:name="Medium Shading 1 Accent 6" w:uiPriority="63"/>
+    <w:lsdException w:name="Medium Shading 2 Accent 6" w:uiPriority="64"/>
+    <w:lsdException w:name="Medium List 1 Accent 6" w:uiPriority="65"/>
+    <w:lsdException w:name="Medium List 2 Accent 6" w:uiPriority="66"/>
+    <w:lsdException w:name="Medium Grid 1 Accent 6" w:uiPriority="67"/>
+    <w:lsdException w:name="Medium Grid 2 Accent 6" w:uiPriority="68"/>
+    <w:lsdException w:name="Medium Grid 3 Accent 6" w:uiPriority="69"/>
+    <w:lsdException w:name="Dark List Accent 6" w:uiPriority="70"/>
+    <w:lsdException w:name="Colorful Shading Accent 6" w:uiPriority="71"/>
+    <w:lsdException w:name="Colorful List Accent 6" w:uiPriority="72"/>
+    <w:lsdException w:name="Colorful Grid Accent 6" w:uiPriority="73"/>
+    <w:lsdException w:name="Subtle Emphasis" w:uiPriority="19" w:qFormat="1"/>
+    <w:lsdException w:name="Intense Emphasis" w:uiPriority="21" w:qFormat="1"/>
+    <w:lsdException w:name="Subtle Reference" w:uiPriority="31" w:qFormat="1"/>
+    <w:lsdException w:name="Intense Reference" w:uiPriority="32" w:qFormat="1"/>
+    <w:lsdException w:name="Book Title" w:uiPriority="33" w:qFormat="1"/>
+    <w:lsdException w:name="Bibliography" w:semiHidden="1" w:uiPriority="37" w:unhideWhenUsed="1"/>
+    <w:lsdException w:name="TOC Heading" w:semiHidden="1" w:uiPriority="39" w:unhideWhenUsed="1" w:qFormat="1"/>
+    <w:lsdException w:name="Plain Table 1" w:uiPriority="41"/>
+    <w:lsdException w:name="Plain Table 2" w:uiPriority="42"/>
+    <w:lsdException w:name="Plain Table 3" w:uiPriority="43"/>
+    <w:lsdException w:name="Plain Table 4" w:uiPriority="44"/>
+    <w:lsdException w:name="Plain Table 5" w:uiPriority="45"/>
+    <w:lsdException w:name="Grid Table Light" w:uiPriority="40"/>
+    <w:lsdException w:name="Grid Table 1 Light" w:uiPriority="46"/>
+    <w:lsdException w:name="Grid Table 2" w:uiPriority="47"/>
+    <w:lsdException w:name="Grid Table 3" w:uiPriority="48"/>
+    <w:lsdException w:name="Grid Table 4" w:uiPriority="49"/>
+    <w:lsdException w:name="Grid Table 5 Dark" w:uiPriority="50"/>
+    <w:lsdException w:name="Grid Table 6 Colorful" w:uiPriority="51"/>
+    <w:lsdException w:name="Grid Table 7 Colorful" w:uiPriority="52"/>
+    <w:lsdException w:name="Grid Table 1 Light Accent 1" w:uiPriority="46"/>
+    <w:lsdException w:name="Grid Table 2 Accent 1" w:uiPriority="47"/>
+    <w:lsdException w:name="Grid Table 3 Accent 1" w:uiPriority="48"/>
+    <w:lsdException w:name="Grid Table 4 Accent 1" w:uiPriority="49"/>
+    <w:lsdException w:name="Grid Table 5 Dark Accent 1" w:uiPriority="50"/>
+    <w:lsdException w:name="Grid Table 6 Colorful Accent 1" w:uiPriority="51"/>
+    <w:lsdException w:name="Grid Table 7 Colorful Accent 1" w:uiPriority="52"/>
+    <w:lsdException w:name="Grid Table 1 Light Accent 2" w:uiPriority="46"/>
+    <w:lsdException w:name="Grid Table 2 Accent 2" w:uiPriority="47"/>
+    <w:lsdException w:name="Grid Table 3 Accent 2" w:uiPriority="48"/>
+    <w:lsdException w:name="Grid Table 4 Accent 2" w:uiPriority="49"/>
+    <w:lsdException w:name="Grid Table 5 Dark Accent 2" w:uiPriority="50"/>
+    <w:lsdException w:name="Grid Table 6 Colorful Accent 2" w:uiPriority="51"/>
+    <w:lsdException w:name="Grid Table 7 Colorful Accent 2" w:uiPriority="52"/>
+    <w:lsdException w:name="Grid Table 1 Light Accent 3" w:uiPriority="46"/>
+    <w:lsdException w:name="Grid Table 2 Accent 3" w:uiPriority="47"/>
+    <w:lsdException w:name="Grid Table 3 Accent 3" w:uiPriority="48"/>
+    <w:lsdException w:name="Grid Table 4 Accent 3" w:uiPriority="49"/>
+    <w:lsdException w:name="Grid Table 5 Dark Accent 3" w:uiPriority="50"/>
+    <w:lsdException w:name="Grid Table 6 Colorful Accent 3" w:uiPriority="51"/>
+    <w:lsdException w:name="Grid Table 7 Colorful Accent 3" w:uiPriority="52"/>
+    <w:lsdException w:name="Grid Table 1 Light Accent 4" w:uiPriority="46"/>
+    <w:lsdException w:name="Grid Table 2 Accent 4" w:uiPriority="47"/>
+    <w:lsdException w:name="Grid Table 3 Accent 4" w:uiPriority="48"/>
+    <w:lsdException w:name="Grid Table 4 Accent 4" w:uiPriority="49"/>
+    <w:lsdException w:name="Grid Table 5 Dark Accent 4" w:uiPriority="50"/>
+    <w:lsdException w:name="Grid Table 6 Colorful Accent 4" w:uiPriority="51"/>
+    <w:lsdException w:name="Grid Table 7 Colorful Accent 4" w:uiPriority="52"/>
+    <w:lsdException w:name="Grid Table 1 Light Accent 5" w:uiPriority="46"/>
+    <w:lsdException w:name="Grid Table 2 Accent 5" w:uiPriority="47"/>
+    <w:lsdException w:name="Grid Table 3 Accent 5" w:uiPriority="48"/>
+    <w:lsdException w:name="Grid Table 4 Accent 5" w:uiPriority="49"/>
+    <w:lsdException w:name="Grid Table 5 Dark Accent 5" w:uiPriority="50"/>
+    <w:lsdException w:name="Grid Table 6 Colorful Accent 5" w:uiPriority="51"/>
+    <w:lsdException w:name="Grid Table 7 Colorful Accent 5" w:uiPriority="52"/>
+    <w:lsdException w:name="Grid Table 1 Light Accent 6" w:uiPriority="46"/>
+    <w:lsdException w:name="Grid Table 2 Accent 6" w:uiPriority="47"/>
+    <w:lsdException w:name="Grid Table 3 Accent 6" w:uiPriority="48"/>
+    <w:lsdException w:name="Grid Table 4 Accent 6" w:uiPriority="49"/>
+    <w:lsdException w:name="Grid Table 5 Dark Accent 6" w:uiPriority="50"/>
+    <w:lsdException w:name="Grid Table 6 Colorful Accent 6" w:uiPriority="51"/>
+    <w:lsdException w:name="Grid Table 7 Colorful Accent 6" w:uiPriority="52"/>
+    <w:lsdException w:name="List Table 1 Light" w:uiPriority="46"/>
+    <w:lsdException w:name="List Table 2" w:uiPriority="47"/>
+    <w:lsdException w:name="List Table 3" w:uiPriority="48"/>
+    <w:lsdException w:name="List Table 4" w:uiPriority="49"/>
+    <w:lsdException w:name="List Table 5 Dark" w:uiPriority="50"/>
+    <w:lsdException w:name="List Table 6 Colorful" w:uiPriority="51"/>
+    <w:lsdException w:name="List Table 7 Colorful" w:uiPriority="52"/>
+    <w:lsdException w:name="List Table 1 Light Accent 1" w:uiPriority="46"/>
+    <w:lsdException w:name="List Table 2 Accent 1" w:uiPriority="47"/>
+    <w:lsdException w:name="List Table 3 Accent 1" w:uiPriority="48"/>
+    <w:lsdException w:name="List Table 4 Accent 1" w:uiPriority="49"/>
+    <w:lsdException w:name="List Table 5 Dark Accent 1" w:uiPriority="50"/>
+    <w:lsdException w:name="List Table 6 Colorful Accent 1" w:uiPriority="51"/>
+    <w:lsdException w:name="List Table 7 Colorful Accent 1" w:uiPriority="52"/>
+    <w:lsdException w:name="List Table 1 Light Accent 2" w:uiPriority="46"/>
+    <w:lsdException w:name="List Table 2 Accent 2" w:uiPriority="47"/>
+    <w:lsdException w:name="List Table 3 Accent 2" w:uiPriority="48"/>
+    <w:lsdException w:name="List Table 4 Accent 2" w:uiPriority="49"/>
+    <w:lsdException w:name="List Table 5 Dark Accent 2" w:uiPriority="50"/>
+    <w:lsdException w:name="List Table 6 Colorful Accent 2" w:uiPriority="51"/>
+    <w:lsdException w:name="List Table 7 Colorful Accent 2" w:uiPriority="52"/>
+    <w:lsdException w:name="List Table 1 Light Accent 3" w:uiPriority="46"/>
+    <w:lsdException w:name="List Table 2 Accent 3" w:uiPriority="47"/>
+    <w:lsdException w:name="List Table 3 Accent 3" w:uiPriority="48"/>
+    <w:lsdException w:name="List Table 4 Accent 3" w:uiPriority="49"/>
+    <w:lsdException w:name="List Table 5 Dark Accent 3" w:uiPriority="50"/>
+    <w:lsdException w:name="List Table 6 Colorful Accent 3" w:uiPriority="51"/>
+    <w:lsdException w:name="List Table 7 Colorful Accent 3" w:uiPriority="52"/>
+    <w:lsdException w:name="List Table 1 Light Accent 4" w:uiPriority="46"/>
+    <w:lsdException w:name="List Table 2 Accent 4" w:uiPriority="47"/>
+    <w:lsdException w:name="List Table 3 Accent 4" w:uiPriority="48"/>
+    <w:lsdException w:name="List Table 4 Accent 4" w:uiPriority="49"/>
+    <w:lsdException w:name="List Table 5 Dark Accent 4" w:uiPriority="50"/>
+    <w:lsdException w:name="List Table 6 Colorful Accent 4" w:uiPriority="51"/>
+    <w:lsdException w:name="List Table 7 Colorful Accent 4" w:uiPriority="52"/>
+    <w:lsdException w:name="List Table 1 Light Accent 5" w:uiPriority="46"/>
+    <w:lsdException w:name="List Table 2 Accent 5" w:uiPriority="47"/>
+    <w:lsdException w:name="List Table 3 Accent 5" w:uiPriority="48"/>
+    <w:lsdException w:name="List Table 4 Accent 5" w:uiPriority="49"/>
+    <w:lsdException w:name="List Table 5 Dark Accent 5" w:uiPriority="50"/>
+    <w:lsdException w:name="List Table 6 Colorful Accent 5" w:uiPriority="51"/>
+    <w:lsdException w:name="List Table 7 Colorful Accent 5" w:uiPriority="52"/>
+    <w:lsdException w:name="List Table 1 Light Accent 6" w:uiPriority="46"/>
+    <w:lsdException w:name="List Table 2 Accent 6" w:uiPriority="47"/>
+    <w:lsdException w:name="List Table 3 Accent 6" w:uiPriority="48"/>
+    <w:lsdException w:name="List Table 4 Accent 6" w:uiPriority="49"/>
+    <w:lsdException w:name="List Table 5 Dark Accent 6" w:uiPriority="50"/>
+    <w:lsdException w:name="List Table 6 Colorful Accent 6" w:uiPriority="51"/>
+    <w:lsdException w:name="List Table 7 Colorful Accent 6" w:uiPriority="52"/>
   </w:latentStyles>
   <w:style w:type="paragraph" w:default="1" w:styleId="a">
     <w:name w:val="Normal"/>
@@ -2961,7 +3501,6 @@
     <w:uiPriority w:val="99"/>
     <w:semiHidden/>
     <w:unhideWhenUsed/>
-    <w:qFormat/>
     <w:tblPr>
       <w:tblInd w:w="0" w:type="dxa"/>
       <w:tblCellMar>
@@ -2981,7 +3520,7 @@
   <w:style w:type="paragraph" w:styleId="a3">
     <w:name w:val="header"/>
     <w:basedOn w:val="a"/>
-    <w:link w:val="Char"/>
+    <w:link w:val="a4"/>
     <w:uiPriority w:val="99"/>
     <w:semiHidden/>
     <w:unhideWhenUsed/>
@@ -3002,8 +3541,8 @@
       <w:szCs w:val="18"/>
     </w:rPr>
   </w:style>
-  <w:style w:type="character" w:customStyle="1" w:styleId="Char">
-    <w:name w:val="页眉 Char"/>
+  <w:style w:type="character" w:customStyle="1" w:styleId="a4">
+    <w:name w:val="页眉 字符"/>
     <w:basedOn w:val="a0"/>
     <w:link w:val="a3"/>
     <w:uiPriority w:val="99"/>
@@ -3014,10 +3553,10 @@
       <w:szCs w:val="18"/>
     </w:rPr>
   </w:style>
-  <w:style w:type="paragraph" w:styleId="a4">
+  <w:style w:type="paragraph" w:styleId="a5">
     <w:name w:val="footer"/>
     <w:basedOn w:val="a"/>
-    <w:link w:val="Char0"/>
+    <w:link w:val="a6"/>
     <w:uiPriority w:val="99"/>
     <w:semiHidden/>
     <w:unhideWhenUsed/>
@@ -3035,33 +3574,8 @@
       <w:szCs w:val="18"/>
     </w:rPr>
   </w:style>
-  <w:style w:type="character" w:customStyle="1" w:styleId="Char0">
-    <w:name w:val="页脚 Char"/>
-    <w:basedOn w:val="a0"/>
-    <w:link w:val="a4"/>
-    <w:uiPriority w:val="99"/>
-    <w:semiHidden/>
-    <w:rsid w:val="004E5F4D"/>
-    <w:rPr>
-      <w:sz w:val="18"/>
-      <w:szCs w:val="18"/>
-    </w:rPr>
-  </w:style>
-  <w:style w:type="paragraph" w:styleId="a5">
-    <w:name w:val="Balloon Text"/>
-    <w:basedOn w:val="a"/>
-    <w:link w:val="Char1"/>
-    <w:uiPriority w:val="99"/>
-    <w:semiHidden/>
-    <w:unhideWhenUsed/>
-    <w:rsid w:val="004E5F4D"/>
-    <w:rPr>
-      <w:sz w:val="18"/>
-      <w:szCs w:val="18"/>
-    </w:rPr>
-  </w:style>
-  <w:style w:type="character" w:customStyle="1" w:styleId="Char1">
-    <w:name w:val="批注框文本 Char"/>
+  <w:style w:type="character" w:customStyle="1" w:styleId="a6">
+    <w:name w:val="页脚 字符"/>
     <w:basedOn w:val="a0"/>
     <w:link w:val="a5"/>
     <w:uiPriority w:val="99"/>
@@ -3072,7 +3586,32 @@
       <w:szCs w:val="18"/>
     </w:rPr>
   </w:style>
-  <w:style w:type="character" w:styleId="a6">
+  <w:style w:type="paragraph" w:styleId="a7">
+    <w:name w:val="Balloon Text"/>
+    <w:basedOn w:val="a"/>
+    <w:link w:val="a8"/>
+    <w:uiPriority w:val="99"/>
+    <w:semiHidden/>
+    <w:unhideWhenUsed/>
+    <w:rsid w:val="004E5F4D"/>
+    <w:rPr>
+      <w:sz w:val="18"/>
+      <w:szCs w:val="18"/>
+    </w:rPr>
+  </w:style>
+  <w:style w:type="character" w:customStyle="1" w:styleId="a8">
+    <w:name w:val="批注框文本 字符"/>
+    <w:basedOn w:val="a0"/>
+    <w:link w:val="a7"/>
+    <w:uiPriority w:val="99"/>
+    <w:semiHidden/>
+    <w:rsid w:val="004E5F4D"/>
+    <w:rPr>
+      <w:sz w:val="18"/>
+      <w:szCs w:val="18"/>
+    </w:rPr>
+  </w:style>
+  <w:style w:type="character" w:styleId="a9">
     <w:name w:val="Hyperlink"/>
     <w:basedOn w:val="a0"/>
     <w:uiPriority w:val="99"/>
@@ -3084,7 +3623,7 @@
       <w:u w:val="single"/>
     </w:rPr>
   </w:style>
-  <w:style w:type="character" w:styleId="a7">
+  <w:style w:type="character" w:styleId="aa">
     <w:name w:val="FollowedHyperlink"/>
     <w:basedOn w:val="a0"/>
     <w:uiPriority w:val="99"/>
@@ -3094,6 +3633,25 @@
     <w:rPr>
       <w:color w:val="800080" w:themeColor="followedHyperlink"/>
       <w:u w:val="single"/>
+    </w:rPr>
+  </w:style>
+  <w:style w:type="paragraph" w:styleId="ab">
+    <w:name w:val="Normal (Web)"/>
+    <w:basedOn w:val="a"/>
+    <w:uiPriority w:val="99"/>
+    <w:semiHidden/>
+    <w:unhideWhenUsed/>
+    <w:rsid w:val="00551C0C"/>
+    <w:pPr>
+      <w:widowControl/>
+      <w:spacing w:before="100" w:beforeAutospacing="1" w:after="100" w:afterAutospacing="1"/>
+      <w:jc w:val="left"/>
+    </w:pPr>
+    <w:rPr>
+      <w:rFonts w:ascii="宋体" w:eastAsia="宋体" w:hAnsi="宋体" w:cs="宋体"/>
+      <w:kern w:val="0"/>
+      <w:sz w:val="24"/>
+      <w:szCs w:val="24"/>
     </w:rPr>
   </w:style>
 </w:styles>

--- a/proj/2021.docx
+++ b/proj/2021.docx
@@ -2471,7 +2471,6 @@
           <w:szCs w:val="32"/>
         </w:rPr>
       </w:pPr>
-      <w:bookmarkStart w:id="0" w:name="_GoBack"/>
       <w:r>
         <w:rPr>
           <w:rFonts w:hint="eastAsia"/>
@@ -2491,7 +2490,6 @@
         <w:t>定时作业数据迁移系统</w:t>
       </w:r>
     </w:p>
-    <w:bookmarkEnd w:id="0"/>
     <w:p>
       <w:r>
         <w:rPr>
@@ -2857,7 +2855,37 @@
         <w:rPr>
           <w:rFonts w:hint="eastAsia"/>
         </w:rPr>
-        <w:t>等，并考虑到未来容易扩展的其它数据库</w:t>
+        <w:t>等，</w:t>
+      </w:r>
+      <w:r>
+        <w:rPr>
+          <w:rFonts w:hint="eastAsia"/>
+        </w:rPr>
+        <w:t>代码上可扩展性强，随时可以增加</w:t>
+      </w:r>
+      <w:r>
+        <w:rPr>
+          <w:rFonts w:hint="eastAsia"/>
+        </w:rPr>
+        <w:t>对</w:t>
+      </w:r>
+      <w:r>
+        <w:rPr>
+          <w:rFonts w:hint="eastAsia"/>
+        </w:rPr>
+        <w:t>其它类型</w:t>
+      </w:r>
+      <w:r>
+        <w:rPr>
+          <w:rFonts w:hint="eastAsia"/>
+        </w:rPr>
+        <w:t>数据库</w:t>
+      </w:r>
+      <w:r>
+        <w:rPr>
+          <w:rFonts w:hint="eastAsia"/>
+        </w:rPr>
+        <w:t>的支持</w:t>
       </w:r>
     </w:p>
     <w:p>
@@ -2939,6 +2967,26 @@
         </w:rPr>
         <w:t>允许在数据迁移时高效地修改数据</w:t>
       </w:r>
+      <w:r>
+        <w:rPr>
+          <w:rFonts w:hint="eastAsia"/>
+        </w:rPr>
+        <w:t>(</w:t>
+      </w:r>
+      <w:r>
+        <w:rPr>
+          <w:rFonts w:hint="eastAsia"/>
+        </w:rPr>
+        <w:t>几乎不影响数据迁移的性能</w:t>
+      </w:r>
+      <w:r>
+        <w:rPr>
+          <w:rFonts w:hint="eastAsia"/>
+        </w:rPr>
+        <w:t>)</w:t>
+      </w:r>
+      <w:bookmarkStart w:id="0" w:name="_GoBack"/>
+      <w:bookmarkEnd w:id="0"/>
     </w:p>
     <w:p>
       <w:r>
